--- a/crest/CREST_Gold_Report.docx
+++ b/crest/CREST_Gold_Report.docx
@@ -2852,6 +2852,101 @@
     </w:p>
     <w:p>
       <w:pPr>
+        <w:pStyle w:val="FirstParagraph"/>
+        <w:rPr>
+          <w:b/>
+          <w:bCs/>
+          <w:color w:val="000000" w:themeColor="text1"/>
+        </w:rPr>
+      </w:pPr>
+      <w:r>
+        <w:rPr>
+          <w:b/>
+          <w:bCs/>
+          <w:color w:val="000000" w:themeColor="text1"/>
+        </w:rPr>
+        <w:t xml:space="preserve">Figure 1: the method, end to end.</w:t>
+      </w:r>
+    </w:p>
+    <w:p>
+      <w:pPr>
+        <w:jc w:val="center"/>
+      </w:pPr>
+      <w:r>
+        <w:drawing>
+          <wp:inline xmlns:a="http://schemas.openxmlformats.org/drawingml/2006/main" xmlns:pic="http://schemas.openxmlformats.org/drawingml/2006/picture">
+            <wp:extent cx="5760720" cy="1628574"/>
+            <wp:docPr id="34" name="Picture 34"/>
+            <wp:cNvGraphicFramePr>
+              <a:graphicFrameLocks noChangeAspect="1"/>
+            </wp:cNvGraphicFramePr>
+            <a:graphic>
+              <a:graphicData uri="http://schemas.openxmlformats.org/drawingml/2006/picture">
+                <pic:pic>
+                  <pic:nvPicPr>
+                    <pic:cNvPr id="0" name="method_pipeline.png"/>
+                    <pic:cNvPicPr/>
+                  </pic:nvPicPr>
+                  <pic:blipFill>
+                    <a:blip r:embed="rId14"/>
+                    <a:stretch>
+                      <a:fillRect/>
+                    </a:stretch>
+                  </pic:blipFill>
+                  <pic:spPr>
+                    <a:xfrm>
+                      <a:off x="0" y="0"/>
+                      <a:ext cx="5760720" cy="1628574"/>
+                    </a:xfrm>
+                    <a:prstGeom prst="rect"/>
+                  </pic:spPr>
+                </pic:pic>
+              </a:graphicData>
+            </a:graphic>
+          </wp:inline>
+        </w:drawing>
+      </w:r>
+    </w:p>
+    <w:p>
+      <w:pPr>
+        <w:pStyle w:val="BodyText"/>
+        <w:rPr>
+          <w:color w:val="000000" w:themeColor="text1"/>
+        </w:rPr>
+      </w:pPr>
+      <w:r>
+        <w:rPr>
+          <w:i/>
+          <w:iCs/>
+          <w:color w:val="000000" w:themeColor="text1"/>
+        </w:rPr>
+        <w:t xml:space="preserve">One typing sample flows left to right: raw keystrokes become timing features, the encoder reduces them to a 128-number fingerprint, and the verifier compares that fingerprint with the user’s enrolled cluster to reach a decision. Enrolment follows the same path but stores the cluster instead of judging against it.</w:t>
+      </w:r>
+    </w:p>
+    <w:p>
+      <w:pPr>
+        <w:pStyle w:val="BodyText"/>
+        <w:rPr>
+          <w:color w:val="000000" w:themeColor="text1"/>
+        </w:rPr>
+      </w:pPr>
+      <w:r>
+        <w:rPr>
+          <w:b/>
+          <w:bCs/>
+          <w:color w:val="000000" w:themeColor="text1"/>
+        </w:rPr>
+        <w:t xml:space="preserve">What the system measures.</w:t>
+      </w:r>
+      <w:r>
+        <w:rPr>
+          <w:color w:val="000000" w:themeColor="text1"/>
+        </w:rPr>
+        <w:t xml:space="preserve"> Each keystroke contributes four timings: how long the key is held, the gap from one press to the next, the gap from a release to the next press, and the gap between releases. One sample is the full 11-keystroke password, so the model reads a short sequence of these numbers, paired with which key was struck. The timings stay raw, in seconds, with no normalisation. The rhythm itself is the signal.</w:t>
+      </w:r>
+    </w:p>
+    <w:p>
+      <w:pPr>
         <w:pStyle w:val="BodyText"/>
         <w:rPr>
           <w:color w:val="000000" w:themeColor="text1"/>
@@ -2879,6 +2974,28 @@
         <w:pStyle w:val="BodyText"/>
         <w:rPr>
           <w:color w:val="000000" w:themeColor="text1"/>
+        </w:rPr>
+      </w:pPr>
+      <w:r>
+        <w:rPr>
+          <w:b/>
+          <w:bCs/>
+          <w:color w:val="000000" w:themeColor="text1"/>
+        </w:rPr>
+        <w:t xml:space="preserve">Training, in brief.</w:t>
+      </w:r>
+      <w:r>
+        <w:rPr>
+          <w:color w:val="000000" w:themeColor="text1"/>
+        </w:rPr>
+        <w:t xml:space="preserve"> Sixty passes over the 35 training subjects, in batches holding two samples from each of 16 people, so every batch contains matching and non-matching pairs. Within each batch the training works on the hardest cases present, the same-person pair that landed farthest apart and the different-person pair that landed closest, and a second, gentler pull keeps each person’s samples near their own centre.</w:t>
+      </w:r>
+    </w:p>
+    <w:p>
+      <w:pPr>
+        <w:pStyle w:val="BodyText"/>
+        <w:rPr>
+          <w:color w:val="000000" w:themeColor="text1"/>
           <w:lang w:val="en-IN"/>
         </w:rPr>
       </w:pPr>
@@ -2888,6 +3005,239 @@
           <w:lang w:val="en-IN"/>
         </w:rPr>
         <w:t>To decide whether a new sample is genuine, I measure how far it falls from the enrolled cluster, combining three distances: to the cluster's centre, to the nearest few enrolled samples, and a third that allows for how much the person's typing naturally varies. Enrolling takes about a dozen samples and no retraining; the threshold comes from how consistent those samples are.</w:t>
+      </w:r>
+    </w:p>
+    <w:p>
+      <w:pPr>
+        <w:pStyle w:val="FirstParagraph"/>
+        <w:rPr>
+          <w:b/>
+          <w:bCs/>
+          <w:color w:val="000000" w:themeColor="text1"/>
+        </w:rPr>
+      </w:pPr>
+      <w:r>
+        <w:rPr>
+          <w:b/>
+          <w:bCs/>
+          <w:color w:val="000000" w:themeColor="text1"/>
+        </w:rPr>
+        <w:t xml:space="preserve">Figure 2: the verification decision.</w:t>
+      </w:r>
+    </w:p>
+    <w:p>
+      <w:pPr>
+        <w:jc w:val="center"/>
+      </w:pPr>
+      <w:r>
+        <w:drawing>
+          <wp:inline xmlns:a="http://schemas.openxmlformats.org/drawingml/2006/main" xmlns:pic="http://schemas.openxmlformats.org/drawingml/2006/picture">
+            <wp:extent cx="4206240" cy="3557226"/>
+            <wp:docPr id="35" name="Picture 35"/>
+            <wp:cNvGraphicFramePr>
+              <a:graphicFrameLocks noChangeAspect="1"/>
+            </wp:cNvGraphicFramePr>
+            <a:graphic>
+              <a:graphicData uri="http://schemas.openxmlformats.org/drawingml/2006/picture">
+                <pic:pic>
+                  <pic:nvPicPr>
+                    <pic:cNvPr id="0" name="verification_logic.png"/>
+                    <pic:cNvPicPr/>
+                  </pic:nvPicPr>
+                  <pic:blipFill>
+                    <a:blip r:embed="rId15"/>
+                    <a:stretch>
+                      <a:fillRect/>
+                    </a:stretch>
+                  </pic:blipFill>
+                  <pic:spPr>
+                    <a:xfrm>
+                      <a:off x="0" y="0"/>
+                      <a:ext cx="4206240" cy="3557226"/>
+                    </a:xfrm>
+                    <a:prstGeom prst="rect"/>
+                  </pic:spPr>
+                </pic:pic>
+              </a:graphicData>
+            </a:graphic>
+          </wp:inline>
+        </w:drawing>
+      </w:r>
+    </w:p>
+    <w:p>
+      <w:pPr>
+        <w:pStyle w:val="BodyText"/>
+        <w:rPr>
+          <w:color w:val="000000" w:themeColor="text1"/>
+        </w:rPr>
+      </w:pPr>
+      <w:r>
+        <w:rPr>
+          <w:i/>
+          <w:iCs/>
+          <w:color w:val="000000" w:themeColor="text1"/>
+        </w:rPr>
+        <w:t xml:space="preserve">Every check ends in one of two outcomes: the sample is accepted as genuine, or the service asks for another factor. No failure path admits the user.</w:t>
+      </w:r>
+    </w:p>
+    <w:p>
+      <w:pPr>
+        <w:pStyle w:val="BodyText"/>
+        <w:rPr>
+          <w:color w:val="000000" w:themeColor="text1"/>
+        </w:rPr>
+      </w:pPr>
+      <w:r>
+        <w:rPr>
+          <w:b/>
+          <w:bCs/>
+          <w:color w:val="000000" w:themeColor="text1"/>
+        </w:rPr>
+        <w:t xml:space="preserve">The decision logic, as pseudocode.</w:t>
+      </w:r>
+    </w:p>
+    <w:p>
+      <w:r>
+        <w:rPr>
+          <w:rFonts w:ascii="Consolas" w:hAnsi="Consolas" w:cs="Consolas"/>
+          <w:sz w:val="18"/>
+        </w:rPr>
+        <w:t>ENROL(user):</w:t>
+        <w:br/>
+      </w:r>
+      <w:r>
+        <w:rPr>
+          <w:rFonts w:ascii="Consolas" w:hAnsi="Consolas" w:cs="Consolas"/>
+          <w:sz w:val="18"/>
+        </w:rPr>
+        <w:t xml:space="preserve">    samples   &lt;- about 12 consented typing samples</w:t>
+        <w:br/>
+      </w:r>
+      <w:r>
+        <w:rPr>
+          <w:rFonts w:ascii="Consolas" w:hAnsi="Consolas" w:cs="Consolas"/>
+          <w:sz w:val="18"/>
+        </w:rPr>
+        <w:t xml:space="preserve">    F         &lt;- fingerprint(s) for each sample s        # 128 numbers each</w:t>
+        <w:br/>
+      </w:r>
+      <w:r>
+        <w:rPr>
+          <w:rFonts w:ascii="Consolas" w:hAnsi="Consolas" w:cs="Consolas"/>
+          <w:sz w:val="18"/>
+        </w:rPr>
+        <w:t xml:space="preserve">    centroid  &lt;- mean(F)</w:t>
+        <w:br/>
+      </w:r>
+      <w:r>
+        <w:rPr>
+          <w:rFonts w:ascii="Consolas" w:hAnsi="Consolas" w:cs="Consolas"/>
+          <w:sz w:val="18"/>
+        </w:rPr>
+        <w:t xml:space="preserve">    C         &lt;- covariance of F, shrunk toward a stable target</w:t>
+        <w:br/>
+      </w:r>
+      <w:r>
+        <w:rPr>
+          <w:rFonts w:ascii="Consolas" w:hAnsi="Consolas" w:cs="Consolas"/>
+          <w:sz w:val="18"/>
+        </w:rPr>
+        <w:t xml:space="preserve">    threshold &lt;- 90th percentile of leave-one-out genuine distances x 1.15</w:t>
+        <w:br/>
+      </w:r>
+      <w:r>
+        <w:rPr>
+          <w:rFonts w:ascii="Consolas" w:hAnsi="Consolas" w:cs="Consolas"/>
+          <w:sz w:val="18"/>
+        </w:rPr>
+        <w:t xml:space="preserve">    threshold &lt;- max(threshold, 0.001)                   # floor from the live crash</w:t>
+        <w:br/>
+      </w:r>
+      <w:r>
+        <w:rPr>
+          <w:rFonts w:ascii="Consolas" w:hAnsi="Consolas" w:cs="Consolas"/>
+          <w:sz w:val="18"/>
+        </w:rPr>
+        <w:t xml:space="preserve">    store centroid, F, C, threshold</w:t>
+        <w:br/>
+      </w:r>
+      <w:r>
+        <w:rPr>
+          <w:rFonts w:ascii="Consolas" w:hAnsi="Consolas" w:cs="Consolas"/>
+          <w:sz w:val="18"/>
+        </w:rPr>
+        <w:br/>
+      </w:r>
+      <w:r>
+        <w:rPr>
+          <w:rFonts w:ascii="Consolas" w:hAnsi="Consolas" w:cs="Consolas"/>
+          <w:sz w:val="18"/>
+        </w:rPr>
+        <w:t>VERIFY(user, sample):</w:t>
+        <w:br/>
+      </w:r>
+      <w:r>
+        <w:rPr>
+          <w:rFonts w:ascii="Consolas" w:hAnsi="Consolas" w:cs="Consolas"/>
+          <w:sz w:val="18"/>
+        </w:rPr>
+        <w:t xml:space="preserve">    if service or model checks fail:  return ASK_ANOTHER_FACTOR</w:t>
+        <w:br/>
+      </w:r>
+      <w:r>
+        <w:rPr>
+          <w:rFonts w:ascii="Consolas" w:hAnsi="Consolas" w:cs="Consolas"/>
+          <w:sz w:val="18"/>
+        </w:rPr>
+        <w:t xml:space="preserve">    f  &lt;- fingerprint(sample)</w:t>
+        <w:br/>
+      </w:r>
+      <w:r>
+        <w:rPr>
+          <w:rFonts w:ascii="Consolas" w:hAnsi="Consolas" w:cs="Consolas"/>
+          <w:sz w:val="18"/>
+        </w:rPr>
+        <w:t xml:space="preserve">    d1 &lt;- L1 distance from f to centroid</w:t>
+        <w:br/>
+      </w:r>
+      <w:r>
+        <w:rPr>
+          <w:rFonts w:ascii="Consolas" w:hAnsi="Consolas" w:cs="Consolas"/>
+          <w:sz w:val="18"/>
+        </w:rPr>
+        <w:t xml:space="preserve">    d2 &lt;- mean L1 distance to the 3 nearest enrolled fingerprints</w:t>
+        <w:br/>
+      </w:r>
+      <w:r>
+        <w:rPr>
+          <w:rFonts w:ascii="Consolas" w:hAnsi="Consolas" w:cs="Consolas"/>
+          <w:sz w:val="18"/>
+        </w:rPr>
+        <w:t xml:space="preserve">    d3 &lt;- Mahalanobis distance under C</w:t>
+        <w:br/>
+      </w:r>
+      <w:r>
+        <w:rPr>
+          <w:rFonts w:ascii="Consolas" w:hAnsi="Consolas" w:cs="Consolas"/>
+          <w:sz w:val="18"/>
+        </w:rPr>
+        <w:t xml:space="preserve">    if C is unusable: score &lt;- d1   else: score &lt;- mean(d1, d2, d3)</w:t>
+        <w:br/>
+      </w:r>
+      <w:r>
+        <w:rPr>
+          <w:rFonts w:ascii="Consolas" w:hAnsi="Consolas" w:cs="Consolas"/>
+          <w:sz w:val="18"/>
+        </w:rPr>
+        <w:t xml:space="preserve">    if score &lt;= threshold:  return GENUINE</w:t>
+        <w:br/>
+      </w:r>
+      <w:r>
+        <w:rPr>
+          <w:rFonts w:ascii="Consolas" w:hAnsi="Consolas" w:cs="Consolas"/>
+          <w:sz w:val="18"/>
+        </w:rPr>
+        <w:t xml:space="preserve">    else:                   return ASK_ANOTHER_FACTOR</w:t>
       </w:r>
     </w:p>
     <w:p>

--- a/crest/CREST_Gold_Report.docx
+++ b/crest/CREST_Gold_Report.docx
@@ -2936,13 +2936,114 @@
           <w:bCs/>
           <w:color w:val="000000" w:themeColor="text1"/>
         </w:rPr>
+        <w:t xml:space="preserve">The data.</w:t>
+      </w:r>
+      <w:r>
+        <w:rPr>
+          <w:color w:val="000000" w:themeColor="text1"/>
+        </w:rPr>
+        <w:t xml:space="preserve"> Every reported number comes from the public CMU benchmark: 51 people each typed the same 11-character password 400 times, giving 20,400 complete samples. One sample is one full entry of the password, eleven keystrokes. I kept my own platform’s users out of the reported experiments and trained only on this public, anonymised set.</w:t>
+      </w:r>
+    </w:p>
+    <w:p>
+      <w:pPr>
+        <w:pStyle w:val="BodyText"/>
+        <w:rPr>
+          <w:color w:val="000000" w:themeColor="text1"/>
+        </w:rPr>
+      </w:pPr>
+      <w:r>
+        <w:rPr>
+          <w:b/>
+          <w:bCs/>
+          <w:color w:val="000000" w:themeColor="text1"/>
+        </w:rPr>
         <w:t xml:space="preserve">What the system measures.</w:t>
       </w:r>
       <w:r>
         <w:rPr>
           <w:color w:val="000000" w:themeColor="text1"/>
         </w:rPr>
-        <w:t xml:space="preserve"> Each keystroke contributes four timings: how long the key is held, the gap from one press to the next, the gap from a release to the next press, and the gap between releases. One sample is the full 11-keystroke password, so the model reads a short sequence of these numbers, paired with which key was struck. The timings stay raw, in seconds, with no normalisation. The rhythm itself is the signal.</w:t>
+        <w:t xml:space="preserve"> Each keystroke contributes four timings: how long the key is held, the gap from one press to the next, the gap from a release to the next press, and the gap between releases. One sample is the full 11-keystroke password, so the model reads a short sequence of these numbers, paired with which key was struck. The timings stay raw, in seconds, with no normalisation. The rhythm itself is the signal. </w:t>
+      </w:r>
+      <w:r>
+        <w:rPr>
+          <w:color w:val="000000" w:themeColor="text1"/>
+        </w:rPr>
+        <w:t xml:space="preserve">The same feature code runs in training and in the live service, so the deployed model can never be fed input prepared differently from what it learned on.</w:t>
+      </w:r>
+    </w:p>
+    <w:p>
+      <w:pPr>
+        <w:pStyle w:val="FirstParagraph"/>
+        <w:rPr>
+          <w:b/>
+          <w:bCs/>
+          <w:color w:val="000000" w:themeColor="text1"/>
+        </w:rPr>
+      </w:pPr>
+      <w:r>
+        <w:rPr>
+          <w:b/>
+          <w:bCs/>
+          <w:color w:val="000000" w:themeColor="text1"/>
+        </w:rPr>
+        <w:t xml:space="preserve">Figure 2: the four timings, drawn on two keystrokes.</w:t>
+      </w:r>
+    </w:p>
+    <w:p>
+      <w:pPr>
+        <w:jc w:val="center"/>
+      </w:pPr>
+      <w:r>
+        <w:drawing>
+          <wp:inline xmlns:a="http://schemas.openxmlformats.org/drawingml/2006/main" xmlns:pic="http://schemas.openxmlformats.org/drawingml/2006/picture">
+            <wp:extent cx="5394960" cy="1815477"/>
+            <wp:docPr id="37" name="Picture 37"/>
+            <wp:cNvGraphicFramePr>
+              <a:graphicFrameLocks noChangeAspect="1"/>
+            </wp:cNvGraphicFramePr>
+            <a:graphic>
+              <a:graphicData uri="http://schemas.openxmlformats.org/drawingml/2006/picture">
+                <pic:pic>
+                  <pic:nvPicPr>
+                    <pic:cNvPr id="0" name="keystroke_anatomy.png"/>
+                    <pic:cNvPicPr/>
+                  </pic:nvPicPr>
+                  <pic:blipFill>
+                    <a:blip r:embed="rId17"/>
+                    <a:stretch>
+                      <a:fillRect/>
+                    </a:stretch>
+                  </pic:blipFill>
+                  <pic:spPr>
+                    <a:xfrm>
+                      <a:off x="0" y="0"/>
+                      <a:ext cx="5394960" cy="1815477"/>
+                    </a:xfrm>
+                    <a:prstGeom prst="rect"/>
+                  </pic:spPr>
+                </pic:pic>
+              </a:graphicData>
+            </a:graphic>
+          </wp:inline>
+        </w:drawing>
+      </w:r>
+    </w:p>
+    <w:p>
+      <w:pPr>
+        <w:pStyle w:val="BodyText"/>
+        <w:rPr>
+          <w:color w:val="000000" w:themeColor="text1"/>
+        </w:rPr>
+      </w:pPr>
+      <w:r>
+        <w:rPr>
+          <w:i/>
+          <w:iCs/>
+          <w:color w:val="000000" w:themeColor="text1"/>
+        </w:rPr>
+        <w:t xml:space="preserve">Hold is how long a key stays down; flight is the silence between one key’s release and the next key’s press. Flight can be negative when a fast typist overlaps keys, and the model receives it unclamped.</w:t>
       </w:r>
     </w:p>
     <w:p>
@@ -2982,13 +3083,13 @@
           <w:bCs/>
           <w:color w:val="000000" w:themeColor="text1"/>
         </w:rPr>
-        <w:t xml:space="preserve">Training, in brief.</w:t>
-      </w:r>
-      <w:r>
-        <w:rPr>
-          <w:color w:val="000000" w:themeColor="text1"/>
-        </w:rPr>
-        <w:t xml:space="preserve"> Sixty passes over the 35 training subjects, in batches holding two samples from each of 16 people, so every batch contains matching and non-matching pairs. Within each batch the training works on the hardest cases present, the same-person pair that landed farthest apart and the different-person pair that landed closest, and a second, gentler pull keeps each person’s samples near their own centre.</w:t>
+        <w:t xml:space="preserve">Inside the encoder.</w:t>
+      </w:r>
+      <w:r>
+        <w:rPr>
+          <w:color w:val="000000" w:themeColor="text1"/>
+        </w:rPr>
+        <w:t xml:space="preserve"> A convolutional layer reads short local patterns in the timing. The recurrent layer that follows reads the whole sequence in order, forwards and backwards, so context on both sides of a keystroke counts. Attention then weighs which keystrokes carried the most identity, and the result settles into the 128 numbers. The whole encoder is 83,505 parameters, around a third of a megabyte, sized for how little an 11-key password can teach.</w:t>
       </w:r>
     </w:p>
     <w:p>
@@ -2996,33 +3097,62 @@
         <w:pStyle w:val="BodyText"/>
         <w:rPr>
           <w:color w:val="000000" w:themeColor="text1"/>
-          <w:lang w:val="en-IN"/>
-        </w:rPr>
-      </w:pPr>
-      <w:r>
-        <w:rPr>
-          <w:color w:val="000000" w:themeColor="text1"/>
-          <w:lang w:val="en-IN"/>
-        </w:rPr>
-        <w:t>To decide whether a new sample is genuine, I measure how far it falls from the enrolled cluster, combining three distances: to the cluster's centre, to the nearest few enrolled samples, and a third that allows for how much the person's typing naturally varies. Enrolling takes about a dozen samples and no retraining; the threshold comes from how consistent those samples are.</w:t>
-      </w:r>
-    </w:p>
-    <w:p>
-      <w:pPr>
-        <w:pStyle w:val="FirstParagraph"/>
+        </w:rPr>
+      </w:pPr>
+      <w:r>
         <w:rPr>
           <w:b/>
           <w:bCs/>
           <w:color w:val="000000" w:themeColor="text1"/>
         </w:rPr>
-      </w:pPr>
-      <w:r>
+        <w:t xml:space="preserve">Training, in brief.</w:t>
+      </w:r>
+      <w:r>
+        <w:rPr>
+          <w:color w:val="000000" w:themeColor="text1"/>
+        </w:rPr>
+        <w:t xml:space="preserve"> Sixty passes over the 35 training subjects, in batches holding two samples from each of 16 people, so every batch contains matching and non-matching pairs. Within each batch the training works on the hardest cases present, the same-person pair that landed farthest apart and the different-person pair that landed closest, and a second, gentler pull keeps each person’s samples near their own centre.</w:t>
+      </w:r>
+    </w:p>
+    <w:p>
+      <w:pPr>
+        <w:pStyle w:val="BodyText"/>
+        <w:rPr>
+          <w:color w:val="000000" w:themeColor="text1"/>
+          <w:lang w:val="en-IN"/>
+        </w:rPr>
+      </w:pPr>
+      <w:r>
+        <w:rPr>
+          <w:color w:val="000000" w:themeColor="text1"/>
+          <w:lang w:val="en-IN"/>
+        </w:rPr>
+        <w:t xml:space="preserve">To decide whether a new sample is genuine, I measure how far it falls from the enrolled cluster, combining three distances: to the cluster's centre, to the nearest few enrolled samples, and a third that allows for how much the person's typing naturally varies. Enrolling takes about a dozen samples and no retraining; the threshold comes from how consistent those samples are. </w:t>
+      </w:r>
+      <w:r>
+        <w:rPr>
+          <w:color w:val="000000" w:themeColor="text1"/>
+          <w:lang w:val="en-IN"/>
+        </w:rPr>
+        <w:t xml:space="preserve">Each sample is scored against the others and the bar sits just above what that person’s own typing normally scores, so the threshold widens or tightens with their natural consistency.</w:t>
+      </w:r>
+    </w:p>
+    <w:p>
+      <w:pPr>
+        <w:pStyle w:val="FirstParagraph"/>
         <w:rPr>
           <w:b/>
           <w:bCs/>
           <w:color w:val="000000" w:themeColor="text1"/>
         </w:rPr>
-        <w:t xml:space="preserve">Figure 2: the verification decision.</w:t>
+      </w:pPr>
+      <w:r>
+        <w:rPr>
+          <w:b/>
+          <w:bCs/>
+          <w:color w:val="000000" w:themeColor="text1"/>
+        </w:rPr>
+        <w:t>Figure 3: the verification decision.</w:t>
       </w:r>
     </w:p>
     <w:p>
@@ -3245,6 +3375,101 @@
         <w:pStyle w:val="BodyText"/>
         <w:rPr>
           <w:color w:val="000000" w:themeColor="text1"/>
+        </w:rPr>
+      </w:pPr>
+      <w:r>
+        <w:rPr>
+          <w:b/>
+          <w:bCs/>
+          <w:color w:val="000000" w:themeColor="text1"/>
+        </w:rPr>
+        <w:t xml:space="preserve">Research, serving, product.</w:t>
+      </w:r>
+      <w:r>
+        <w:rPr>
+          <w:color w:val="000000" w:themeColor="text1"/>
+        </w:rPr>
+        <w:t xml:space="preserve"> The architecture separates three concerns: a research pipeline that trains and evaluates; a stateless inference service that turns samples into fingerprints and scores them; and the product, which holds accounts, consent records and enrolments. The inference service stores nothing about any user. The product checks the model version on every call and treats a mismatch as failure, and failure asks for another factor.</w:t>
+      </w:r>
+    </w:p>
+    <w:p>
+      <w:pPr>
+        <w:pStyle w:val="FirstParagraph"/>
+        <w:rPr>
+          <w:b/>
+          <w:bCs/>
+          <w:color w:val="000000" w:themeColor="text1"/>
+        </w:rPr>
+      </w:pPr>
+      <w:r>
+        <w:rPr>
+          <w:b/>
+          <w:bCs/>
+          <w:color w:val="000000" w:themeColor="text1"/>
+        </w:rPr>
+        <w:t>Figure 4: the three-part architecture.</w:t>
+      </w:r>
+    </w:p>
+    <w:p>
+      <w:pPr>
+        <w:jc w:val="center"/>
+      </w:pPr>
+      <w:r>
+        <w:drawing>
+          <wp:inline xmlns:a="http://schemas.openxmlformats.org/drawingml/2006/main" xmlns:pic="http://schemas.openxmlformats.org/drawingml/2006/picture">
+            <wp:extent cx="5577840" cy="1518479"/>
+            <wp:docPr id="36" name="Picture 36"/>
+            <wp:cNvGraphicFramePr>
+              <a:graphicFrameLocks noChangeAspect="1"/>
+            </wp:cNvGraphicFramePr>
+            <a:graphic>
+              <a:graphicData uri="http://schemas.openxmlformats.org/drawingml/2006/picture">
+                <pic:pic>
+                  <pic:nvPicPr>
+                    <pic:cNvPr id="0" name="system_architecture.png"/>
+                    <pic:cNvPicPr/>
+                  </pic:nvPicPr>
+                  <pic:blipFill>
+                    <a:blip r:embed="rId16"/>
+                    <a:stretch>
+                      <a:fillRect/>
+                    </a:stretch>
+                  </pic:blipFill>
+                  <pic:spPr>
+                    <a:xfrm>
+                      <a:off x="0" y="0"/>
+                      <a:ext cx="5577840" cy="1518479"/>
+                    </a:xfrm>
+                    <a:prstGeom prst="rect"/>
+                  </pic:spPr>
+                </pic:pic>
+              </a:graphicData>
+            </a:graphic>
+          </wp:inline>
+        </w:drawing>
+      </w:r>
+    </w:p>
+    <w:p>
+      <w:pPr>
+        <w:pStyle w:val="BodyText"/>
+        <w:rPr>
+          <w:color w:val="000000" w:themeColor="text1"/>
+        </w:rPr>
+      </w:pPr>
+      <w:r>
+        <w:rPr>
+          <w:i/>
+          <w:iCs/>
+          <w:color w:val="000000" w:themeColor="text1"/>
+        </w:rPr>
+        <w:t xml:space="preserve">Training never touches the live service, and the live service never touches user records. Each part can change or fail without taking the others with it.</w:t>
+      </w:r>
+    </w:p>
+    <w:p>
+      <w:pPr>
+        <w:pStyle w:val="BodyText"/>
+        <w:rPr>
+          <w:color w:val="000000" w:themeColor="text1"/>
           <w:lang w:val="en-IN"/>
         </w:rPr>
       </w:pPr>
@@ -3332,7 +3557,208 @@
           <w:color w:val="000000" w:themeColor="text1"/>
           <w:lang w:val="en-IN"/>
         </w:rPr>
+        <w:t xml:space="preserve">The guard is not a habit or a promise; it is these lines, verbatim, from the training script:</w:t>
+      </w:r>
+    </w:p>
+    <w:p>
+      <w:r>
+        <w:rPr>
+          <w:rFonts w:ascii="Consolas" w:hAnsi="Consolas" w:cs="Consolas"/>
+          <w:sz w:val="17"/>
+        </w:rPr>
+        <w:t># --- OPEN-SET split: train on train-subjects, evaluate on held-out subjects.</w:t>
+        <w:br/>
+      </w:r>
+      <w:r>
+        <w:rPr>
+          <w:rFonts w:ascii="Consolas" w:hAnsi="Consolas" w:cs="Consolas"/>
+          <w:sz w:val="17"/>
+        </w:rPr>
+        <w:t>train_subjects, test_subjects = split_subjects(subjects, args.seed)</w:t>
+        <w:br/>
+      </w:r>
+      <w:r>
+        <w:rPr>
+          <w:rFonts w:ascii="Consolas" w:hAnsi="Consolas" w:cs="Consolas"/>
+          <w:sz w:val="17"/>
+        </w:rPr>
+        <w:t>train_set = set(train_subjects)</w:t>
+        <w:br/>
+      </w:r>
+      <w:r>
+        <w:rPr>
+          <w:rFonts w:ascii="Consolas" w:hAnsi="Consolas" w:cs="Consolas"/>
+          <w:sz w:val="17"/>
+        </w:rPr>
+        <w:t>enc, history = train_on_subjects(by_subject, train_subjects, args)</w:t>
+        <w:br/>
+      </w:r>
+      <w:r>
+        <w:rPr>
+          <w:rFonts w:ascii="Consolas" w:hAnsi="Consolas" w:cs="Consolas"/>
+          <w:sz w:val="17"/>
+        </w:rPr>
+        <w:br/>
+      </w:r>
+      <w:r>
+        <w:rPr>
+          <w:rFonts w:ascii="Consolas" w:hAnsi="Consolas" w:cs="Consolas"/>
+          <w:sz w:val="17"/>
+        </w:rPr>
+        <w:t># Leakage guard: NO test subject may appear in the training set.</w:t>
+        <w:br/>
+      </w:r>
+      <w:r>
+        <w:rPr>
+          <w:rFonts w:ascii="Consolas" w:hAnsi="Consolas" w:cs="Consolas"/>
+          <w:sz w:val="17"/>
+        </w:rPr>
+        <w:t>assert not (set(test_subjects) &amp; train_set), \</w:t>
+        <w:br/>
+      </w:r>
+      <w:r>
+        <w:rPr>
+          <w:rFonts w:ascii="Consolas" w:hAnsi="Consolas" w:cs="Consolas"/>
+          <w:sz w:val="17"/>
+        </w:rPr>
+        <w:t xml:space="preserve">    "open-set violation: a test subject leaked into the training set"</w:t>
+      </w:r>
+    </w:p>
+    <w:p>
+      <w:pPr>
+        <w:pStyle w:val="BodyText"/>
+        <w:rPr>
+          <w:color w:val="000000" w:themeColor="text1"/>
+          <w:lang w:val="en-IN"/>
+        </w:rPr>
+      </w:pPr>
+      <w:r>
+        <w:rPr>
+          <w:color w:val="000000" w:themeColor="text1"/>
+          <w:lang w:val="en-IN"/>
+        </w:rPr>
         <w:t>The most useful bugs were never the ones a test caught, but the ones I found by asking whether a passing test proved what it claimed. Three stand out. The live service crashed for one unusually consistent typist, whose near-identical passwords drove their personal threshold close to zero and overflowed a later calculation. My artificially varied test data could never have triggered that. Only a real person did. On the first day, the real data file trained on all-zero timings, because its columns were named differently from my test fixture and my code read straight past them while reporting a plausible number. And for a while the blended decision-maker I was most pleased with was measured nowhere. The evaluation scored only the simple distance, so the ensemble ran in the live product while earning no result. I noticed this only when I asked why my supposedly better method had no figure, and wiring it into the evaluation is where the 10.2% comes from. The full log of all thirteen fixes is in the project repository.</w:t>
+      </w:r>
+    </w:p>
+    <w:p>
+      <w:pPr>
+        <w:pStyle w:val="BodyText"/>
+        <w:rPr>
+          <w:color w:val="000000" w:themeColor="text1"/>
+          <w:lang w:val="en-IN"/>
+        </w:rPr>
+      </w:pPr>
+      <w:r>
+        <w:rPr>
+          <w:color w:val="000000" w:themeColor="text1"/>
+          <w:lang w:val="en-IN"/>
+        </w:rPr>
+        <w:t xml:space="preserve">The crash fix lives in the service today, carrying the comment that records who found it and how:</w:t>
+      </w:r>
+    </w:p>
+    <w:p>
+      <w:r>
+        <w:rPr>
+          <w:rFonts w:ascii="Consolas" w:hAnsi="Consolas" w:cs="Consolas"/>
+          <w:sz w:val="17"/>
+        </w:rPr>
+        <w:t>def _confidence(score, threshold, k=5.0):</w:t>
+        <w:br/>
+      </w:r>
+      <w:r>
+        <w:rPr>
+          <w:rFonts w:ascii="Consolas" w:hAnsi="Consolas" w:cs="Consolas"/>
+          <w:sz w:val="17"/>
+        </w:rPr>
+        <w:t xml:space="preserve">    if threshold &lt;= 0:</w:t>
+        <w:br/>
+      </w:r>
+      <w:r>
+        <w:rPr>
+          <w:rFonts w:ascii="Consolas" w:hAnsi="Consolas" w:cs="Consolas"/>
+          <w:sz w:val="17"/>
+        </w:rPr>
+        <w:t xml:space="preserve">        return 100.0 if score &lt;= 0.1 else 0.0</w:t>
+        <w:br/>
+      </w:r>
+      <w:r>
+        <w:rPr>
+          <w:rFonts w:ascii="Consolas" w:hAnsi="Consolas" w:cs="Consolas"/>
+          <w:sz w:val="17"/>
+        </w:rPr>
+        <w:t xml:space="preserve">    # Clamp the exponent argument before math.exp. A very consistent typist on a</w:t>
+        <w:br/>
+      </w:r>
+      <w:r>
+        <w:rPr>
+          <w:rFonts w:ascii="Consolas" w:hAnsi="Consolas" w:cs="Consolas"/>
+          <w:sz w:val="17"/>
+        </w:rPr>
+        <w:t xml:space="preserve">    # short fixed password yields a near-zero threshold, so score/threshold can be</w:t>
+        <w:br/>
+      </w:r>
+      <w:r>
+        <w:rPr>
+          <w:rFonts w:ascii="Consolas" w:hAnsi="Consolas" w:cs="Consolas"/>
+          <w:sz w:val="17"/>
+        </w:rPr>
+        <w:t xml:space="preserve">    # huge and math.exp would raise OverflowError (HTTP 500). The sigmoid</w:t>
+        <w:br/>
+      </w:r>
+      <w:r>
+        <w:rPr>
+          <w:rFonts w:ascii="Consolas" w:hAnsi="Consolas" w:cs="Consolas"/>
+          <w:sz w:val="17"/>
+        </w:rPr>
+        <w:t xml:space="preserve">    # saturates well before +/-60, so clamping there is loss-free for the output</w:t>
+        <w:br/>
+      </w:r>
+      <w:r>
+        <w:rPr>
+          <w:rFonts w:ascii="Consolas" w:hAnsi="Consolas" w:cs="Consolas"/>
+          <w:sz w:val="17"/>
+        </w:rPr>
+        <w:t xml:space="preserve">    # but removes the crash. (Found via the live CMU end-to-end test, subject</w:t>
+        <w:br/>
+      </w:r>
+      <w:r>
+        <w:rPr>
+          <w:rFonts w:ascii="Consolas" w:hAnsi="Consolas" w:cs="Consolas"/>
+          <w:sz w:val="17"/>
+        </w:rPr>
+        <w:t xml:space="preserve">    # s005; see research/artifacts/problem_log.json: confidence-overflow.)</w:t>
+        <w:br/>
+      </w:r>
+      <w:r>
+        <w:rPr>
+          <w:rFonts w:ascii="Consolas" w:hAnsi="Consolas" w:cs="Consolas"/>
+          <w:sz w:val="17"/>
+        </w:rPr>
+        <w:t xml:space="preserve">    expo = k * (score / threshold - 1.0)</w:t>
+        <w:br/>
+      </w:r>
+      <w:r>
+        <w:rPr>
+          <w:rFonts w:ascii="Consolas" w:hAnsi="Consolas" w:cs="Consolas"/>
+          <w:sz w:val="17"/>
+        </w:rPr>
+        <w:t xml:space="preserve">    expo = max(-60.0, min(60.0, expo))</w:t>
+        <w:br/>
+      </w:r>
+      <w:r>
+        <w:rPr>
+          <w:rFonts w:ascii="Consolas" w:hAnsi="Consolas" w:cs="Consolas"/>
+          <w:sz w:val="17"/>
+        </w:rPr>
+        <w:t xml:space="preserve">    val = 100.0 / (1.0 + math.exp(expo))</w:t>
+        <w:br/>
+      </w:r>
+      <w:r>
+        <w:rPr>
+          <w:rFonts w:ascii="Consolas" w:hAnsi="Consolas" w:cs="Consolas"/>
+          <w:sz w:val="17"/>
+        </w:rPr>
+        <w:t xml:space="preserve">    return round(min(100.0, max(0.0, val)), 2)</w:t>
       </w:r>
     </w:p>
     <w:p>
@@ -7002,6 +7428,79 @@
     </w:p>
     <w:p>
       <w:pPr>
+        <w:pStyle w:val="FirstParagraph"/>
+        <w:rPr>
+          <w:b/>
+          <w:bCs/>
+          <w:color w:val="000000" w:themeColor="text1"/>
+        </w:rPr>
+      </w:pPr>
+      <w:r>
+        <w:rPr>
+          <w:b/>
+          <w:bCs/>
+          <w:color w:val="000000" w:themeColor="text1"/>
+        </w:rPr>
+        <w:t xml:space="preserve">Figure B.3: per-subject error rates (simple distance, seed 42).</w:t>
+      </w:r>
+    </w:p>
+    <w:p>
+      <w:pPr>
+        <w:jc w:val="center"/>
+      </w:pPr>
+      <w:r>
+        <w:drawing>
+          <wp:inline xmlns:a="http://schemas.openxmlformats.org/drawingml/2006/main" xmlns:pic="http://schemas.openxmlformats.org/drawingml/2006/picture">
+            <wp:extent cx="5212080" cy="2855376"/>
+            <wp:docPr id="38" name="Picture 38"/>
+            <wp:cNvGraphicFramePr>
+              <a:graphicFrameLocks noChangeAspect="1"/>
+            </wp:cNvGraphicFramePr>
+            <a:graphic>
+              <a:graphicData uri="http://schemas.openxmlformats.org/drawingml/2006/picture">
+                <pic:pic>
+                  <pic:nvPicPr>
+                    <pic:cNvPr id="0" name="per_subject_eer.png"/>
+                    <pic:cNvPicPr/>
+                  </pic:nvPicPr>
+                  <pic:blipFill>
+                    <a:blip r:embed="rId18"/>
+                    <a:stretch>
+                      <a:fillRect/>
+                    </a:stretch>
+                  </pic:blipFill>
+                  <pic:spPr>
+                    <a:xfrm>
+                      <a:off x="0" y="0"/>
+                      <a:ext cx="5212080" cy="2855376"/>
+                    </a:xfrm>
+                    <a:prstGeom prst="rect"/>
+                  </pic:spPr>
+                </pic:pic>
+              </a:graphicData>
+            </a:graphic>
+          </wp:inline>
+        </w:drawing>
+      </w:r>
+    </w:p>
+    <w:p>
+      <w:pPr>
+        <w:pStyle w:val="BodyText"/>
+        <w:rPr>
+          <w:color w:val="000000" w:themeColor="text1"/>
+        </w:rPr>
+      </w:pPr>
+      <w:r>
+        <w:rPr>
+          <w:i/>
+          <w:iCs/>
+          <w:color w:val="000000" w:themeColor="text1"/>
+        </w:rPr>
+        <w:t xml:space="preserve">One bar per held-out person. The spread between the easiest and the hardest, 0.9% to 33.5%, is the fairness finding.</w:t>
+      </w:r>
+    </w:p>
+    <w:p>
+      <w:pPr>
         <w:pStyle w:val="Heading3"/>
         <w:rPr>
           <w:color w:val="000000" w:themeColor="text1"/>
@@ -7851,6 +8350,330 @@
       <w:bookmarkEnd w:id="0"/>
       <w:bookmarkEnd w:id="14"/>
       <w:bookmarkEnd w:id="17"/>
+    </w:p>
+    <w:p>
+      <w:pPr>
+        <w:pStyle w:val="Heading3"/>
+        <w:rPr>
+          <w:color w:val="000000" w:themeColor="text1"/>
+        </w:rPr>
+      </w:pPr>
+      <w:bookmarkStart w:id="17" w:name="appendix-c-technical-specification"/>
+      <w:bookmarkEnd w:id="16"/>
+      <w:r>
+        <w:rPr>
+          <w:color w:val="000000" w:themeColor="text1"/>
+        </w:rPr>
+        <w:lastRenderedPageBreak/>
+        <w:t xml:space="preserve">Appendix D: Selected code</w:t>
+      </w:r>
+    </w:p>
+    <w:p>
+      <w:pPr>
+        <w:pStyle w:val="BodyText"/>
+        <w:rPr>
+          <w:color w:val="000000" w:themeColor="text1"/>
+        </w:rPr>
+      </w:pPr>
+      <w:r>
+        <w:rPr>
+          <w:i/>
+          <w:iCs/>
+          <w:color w:val="000000" w:themeColor="text1"/>
+        </w:rPr>
+        <w:t xml:space="preserve">Two excerpts, verbatim from the repository, for readers who will not open it. The second implements the pseudocode in the method section.</w:t>
+      </w:r>
+    </w:p>
+    <w:p>
+      <w:pPr>
+        <w:pStyle w:val="BodyText"/>
+        <w:rPr>
+          <w:color w:val="000000" w:themeColor="text1"/>
+        </w:rPr>
+      </w:pPr>
+      <w:r>
+        <w:rPr>
+          <w:b/>
+          <w:bCs/>
+          <w:color w:val="000000" w:themeColor="text1"/>
+        </w:rPr>
+        <w:t xml:space="preserve">Batch-hard mining.</w:t>
+      </w:r>
+      <w:r>
+        <w:rPr>
+          <w:color w:val="000000" w:themeColor="text1"/>
+        </w:rPr>
+        <w:t xml:space="preserve"> From research/ksbio/triplet.py. For every sample in a batch, find the worst-placed pair and train on exactly that.</w:t>
+      </w:r>
+    </w:p>
+    <w:p>
+      <w:r>
+        <w:rPr>
+          <w:rFonts w:ascii="Consolas" w:hAnsi="Consolas" w:cs="Consolas"/>
+          <w:sz w:val="17"/>
+        </w:rPr>
+        <w:t>def batch_hard_triplet_loss(emb, labels, margin=0.2):</w:t>
+        <w:br/>
+      </w:r>
+      <w:r>
+        <w:rPr>
+          <w:rFonts w:ascii="Consolas" w:hAnsi="Consolas" w:cs="Consolas"/>
+          <w:sz w:val="17"/>
+        </w:rPr>
+        <w:t xml:space="preserve">    d = _pairwise_sq_dists(emb)                       # [b,b]</w:t>
+        <w:br/>
+      </w:r>
+      <w:r>
+        <w:rPr>
+          <w:rFonts w:ascii="Consolas" w:hAnsi="Consolas" w:cs="Consolas"/>
+          <w:sz w:val="17"/>
+        </w:rPr>
+        <w:t xml:space="preserve">    same = labels.unsqueeze(0) == labels.unsqueeze(1) # [b,b] bool</w:t>
+        <w:br/>
+      </w:r>
+      <w:r>
+        <w:rPr>
+          <w:rFonts w:ascii="Consolas" w:hAnsi="Consolas" w:cs="Consolas"/>
+          <w:sz w:val="17"/>
+        </w:rPr>
+        <w:t xml:space="preserve">    eye = torch.eye(len(labels), dtype=torch.bool, device=emb.device)</w:t>
+        <w:br/>
+      </w:r>
+      <w:r>
+        <w:rPr>
+          <w:rFonts w:ascii="Consolas" w:hAnsi="Consolas" w:cs="Consolas"/>
+          <w:sz w:val="17"/>
+        </w:rPr>
+        <w:t xml:space="preserve">    pos_mask = same &amp; ~eye</w:t>
+        <w:br/>
+      </w:r>
+      <w:r>
+        <w:rPr>
+          <w:rFonts w:ascii="Consolas" w:hAnsi="Consolas" w:cs="Consolas"/>
+          <w:sz w:val="17"/>
+        </w:rPr>
+        <w:t xml:space="preserve">    neg_mask = ~same</w:t>
+        <w:br/>
+      </w:r>
+      <w:r>
+        <w:rPr>
+          <w:rFonts w:ascii="Consolas" w:hAnsi="Consolas" w:cs="Consolas"/>
+          <w:sz w:val="17"/>
+        </w:rPr>
+        <w:t xml:space="preserve">    # hardest positive: max distance among same-class (0 if none)</w:t>
+        <w:br/>
+      </w:r>
+      <w:r>
+        <w:rPr>
+          <w:rFonts w:ascii="Consolas" w:hAnsi="Consolas" w:cs="Consolas"/>
+          <w:sz w:val="17"/>
+        </w:rPr>
+        <w:t xml:space="preserve">    pos_d = (d * pos_mask).max(dim=1).values</w:t>
+        <w:br/>
+      </w:r>
+      <w:r>
+        <w:rPr>
+          <w:rFonts w:ascii="Consolas" w:hAnsi="Consolas" w:cs="Consolas"/>
+          <w:sz w:val="17"/>
+        </w:rPr>
+        <w:t xml:space="preserve">    # hardest negative: min distance among other-class (inf if none)</w:t>
+        <w:br/>
+      </w:r>
+      <w:r>
+        <w:rPr>
+          <w:rFonts w:ascii="Consolas" w:hAnsi="Consolas" w:cs="Consolas"/>
+          <w:sz w:val="17"/>
+        </w:rPr>
+        <w:t xml:space="preserve">    neg_d = d.masked_fill(~neg_mask, float("inf")).min(dim=1).values</w:t>
+        <w:br/>
+      </w:r>
+      <w:r>
+        <w:rPr>
+          <w:rFonts w:ascii="Consolas" w:hAnsi="Consolas" w:cs="Consolas"/>
+          <w:sz w:val="17"/>
+        </w:rPr>
+        <w:t xml:space="preserve">    valid = pos_mask.any(dim=1) &amp; neg_mask.any(dim=1)</w:t>
+        <w:br/>
+      </w:r>
+      <w:r>
+        <w:rPr>
+          <w:rFonts w:ascii="Consolas" w:hAnsi="Consolas" w:cs="Consolas"/>
+          <w:sz w:val="17"/>
+        </w:rPr>
+        <w:t xml:space="preserve">    losses = F.relu(pos_d - neg_d + margin)</w:t>
+        <w:br/>
+      </w:r>
+      <w:r>
+        <w:rPr>
+          <w:rFonts w:ascii="Consolas" w:hAnsi="Consolas" w:cs="Consolas"/>
+          <w:sz w:val="17"/>
+        </w:rPr>
+        <w:t xml:space="preserve">    losses = losses[valid]</w:t>
+        <w:br/>
+      </w:r>
+      <w:r>
+        <w:rPr>
+          <w:rFonts w:ascii="Consolas" w:hAnsi="Consolas" w:cs="Consolas"/>
+          <w:sz w:val="17"/>
+        </w:rPr>
+        <w:t xml:space="preserve">    return losses.mean() if losses.numel() else emb.sum() * 0.0</w:t>
+      </w:r>
+    </w:p>
+    <w:p>
+      <w:pPr>
+        <w:pStyle w:val="BodyText"/>
+        <w:rPr>
+          <w:color w:val="000000" w:themeColor="text1"/>
+        </w:rPr>
+      </w:pPr>
+      <w:r>
+        <w:rPr>
+          <w:b/>
+          <w:bCs/>
+          <w:color w:val="000000" w:themeColor="text1"/>
+        </w:rPr>
+        <w:t xml:space="preserve">The ensemble decision.</w:t>
+      </w:r>
+      <w:r>
+        <w:rPr>
+          <w:color w:val="000000" w:themeColor="text1"/>
+        </w:rPr>
+        <w:t xml:space="preserve"> From ml-service/app/verify.py, the code the live service runs on every check.</w:t>
+      </w:r>
+    </w:p>
+    <w:p>
+      <w:r>
+        <w:rPr>
+          <w:rFonts w:ascii="Consolas" w:hAnsi="Consolas" w:cs="Consolas"/>
+          <w:sz w:val="17"/>
+        </w:rPr>
+        <w:t>def verify(embedding, profile):</w:t>
+        <w:br/>
+      </w:r>
+      <w:r>
+        <w:rPr>
+          <w:rFonts w:ascii="Consolas" w:hAnsi="Consolas" w:cs="Consolas"/>
+          <w:sz w:val="17"/>
+        </w:rPr>
+        <w:t xml:space="preserve">    centroid = profile["centroid"]</w:t>
+        <w:br/>
+      </w:r>
+      <w:r>
+        <w:rPr>
+          <w:rFonts w:ascii="Consolas" w:hAnsi="Consolas" w:cs="Consolas"/>
+          <w:sz w:val="17"/>
+        </w:rPr>
+        <w:t xml:space="preserve">    refs = profile["refs"]</w:t>
+        <w:br/>
+      </w:r>
+      <w:r>
+        <w:rPr>
+          <w:rFonts w:ascii="Consolas" w:hAnsi="Consolas" w:cs="Consolas"/>
+          <w:sz w:val="17"/>
+        </w:rPr>
+        <w:t xml:space="preserve">    threshold = profile["threshold"]</w:t>
+        <w:br/>
+      </w:r>
+      <w:r>
+        <w:rPr>
+          <w:rFonts w:ascii="Consolas" w:hAnsi="Consolas" w:cs="Consolas"/>
+          <w:sz w:val="17"/>
+        </w:rPr>
+        <w:t xml:space="preserve">    cov_inv = profile.get("covInverse")</w:t>
+        <w:br/>
+      </w:r>
+      <w:r>
+        <w:rPr>
+          <w:rFonts w:ascii="Consolas" w:hAnsi="Consolas" w:cs="Consolas"/>
+          <w:sz w:val="17"/>
+        </w:rPr>
+        <w:br/>
+      </w:r>
+      <w:r>
+        <w:rPr>
+          <w:rFonts w:ascii="Consolas" w:hAnsi="Consolas" w:cs="Consolas"/>
+          <w:sz w:val="17"/>
+        </w:rPr>
+        <w:t xml:space="preserve">    manhattan = _l1_to_centroid(embedding, centroid)</w:t>
+        <w:br/>
+      </w:r>
+      <w:r>
+        <w:rPr>
+          <w:rFonts w:ascii="Consolas" w:hAnsi="Consolas" w:cs="Consolas"/>
+          <w:sz w:val="17"/>
+        </w:rPr>
+        <w:t xml:space="preserve">    knn = _knn(embedding, refs)</w:t>
+        <w:br/>
+      </w:r>
+      <w:r>
+        <w:rPr>
+          <w:rFonts w:ascii="Consolas" w:hAnsi="Consolas" w:cs="Consolas"/>
+          <w:sz w:val="17"/>
+        </w:rPr>
+        <w:t xml:space="preserve">    maha = _mahalanobis(embedding, centroid, cov_inv) if cov_inv else manhattan</w:t>
+        <w:br/>
+      </w:r>
+      <w:r>
+        <w:rPr>
+          <w:rFonts w:ascii="Consolas" w:hAnsi="Consolas" w:cs="Consolas"/>
+          <w:sz w:val="17"/>
+        </w:rPr>
+        <w:br/>
+      </w:r>
+      <w:r>
+        <w:rPr>
+          <w:rFonts w:ascii="Consolas" w:hAnsi="Consolas" w:cs="Consolas"/>
+          <w:sz w:val="17"/>
+        </w:rPr>
+        <w:t xml:space="preserve">    components = {"manhattan": manhattan, "knn": knn, "maha": maha}</w:t>
+        <w:br/>
+      </w:r>
+      <w:r>
+        <w:rPr>
+          <w:rFonts w:ascii="Consolas" w:hAnsi="Consolas" w:cs="Consolas"/>
+          <w:sz w:val="17"/>
+        </w:rPr>
+        <w:t xml:space="preserve">    score = sum(components.values()) / len(components)</w:t>
+        <w:br/>
+      </w:r>
+      <w:r>
+        <w:rPr>
+          <w:rFonts w:ascii="Consolas" w:hAnsi="Consolas" w:cs="Consolas"/>
+          <w:sz w:val="17"/>
+        </w:rPr>
+        <w:br/>
+      </w:r>
+      <w:r>
+        <w:rPr>
+          <w:rFonts w:ascii="Consolas" w:hAnsi="Consolas" w:cs="Consolas"/>
+          <w:sz w:val="17"/>
+        </w:rPr>
+        <w:t xml:space="preserve">    confidence = _confidence(score, threshold)</w:t>
+        <w:br/>
+      </w:r>
+      <w:r>
+        <w:rPr>
+          <w:rFonts w:ascii="Consolas" w:hAnsi="Consolas" w:cs="Consolas"/>
+          <w:sz w:val="17"/>
+        </w:rPr>
+        <w:t xml:space="preserve">    risk = "LOW" if confidence &gt;= 85 else "MEDIUM" if confidence &gt;= 50 else "HIGH"</w:t>
+        <w:br/>
+      </w:r>
+      <w:r>
+        <w:rPr>
+          <w:rFonts w:ascii="Consolas" w:hAnsi="Consolas" w:cs="Consolas"/>
+          <w:sz w:val="17"/>
+        </w:rPr>
+        <w:t xml:space="preserve">    return {"score": score, "confidence": confidence, "riskLevel": risk,</w:t>
+        <w:br/>
+      </w:r>
+      <w:r>
+        <w:rPr>
+          <w:rFonts w:ascii="Consolas" w:hAnsi="Consolas" w:cs="Consolas"/>
+          <w:sz w:val="17"/>
+        </w:rPr>
+        <w:t xml:space="preserve">            "perComponent": components}</w:t>
+      </w:r>
     </w:p>
     <w:sectPr>
       <w:footnotePr>

--- a/crest/CREST_Gold_Report.docx
+++ b/crest/CREST_Gold_Report.docx
@@ -2179,69 +2179,13 @@
           <w:szCs w:val="32"/>
         </w:rPr>
       </w:pPr>
-    </w:p>
-    <w:p>
-      <w:pPr>
-        <w:pStyle w:val="BodyText"/>
+      <w:r>
         <w:rPr>
           <w:rFonts w:asciiTheme="majorHAnsi" w:eastAsiaTheme="majorEastAsia" w:hAnsiTheme="majorHAnsi" w:cstheme="majorBidi"/>
           <w:color w:val="000000" w:themeColor="text1"/>
           <w:sz w:val="32"/>
           <w:szCs w:val="32"/>
         </w:rPr>
-      </w:pPr>
-    </w:p>
-    <w:p>
-      <w:pPr>
-        <w:pStyle w:val="BodyText"/>
-        <w:rPr>
-          <w:rFonts w:asciiTheme="majorHAnsi" w:eastAsiaTheme="majorEastAsia" w:hAnsiTheme="majorHAnsi" w:cstheme="majorBidi"/>
-          <w:color w:val="000000" w:themeColor="text1"/>
-          <w:sz w:val="32"/>
-          <w:szCs w:val="32"/>
-        </w:rPr>
-      </w:pPr>
-    </w:p>
-    <w:p>
-      <w:pPr>
-        <w:pStyle w:val="BodyText"/>
-        <w:rPr>
-          <w:rFonts w:asciiTheme="majorHAnsi" w:eastAsiaTheme="majorEastAsia" w:hAnsiTheme="majorHAnsi" w:cstheme="majorBidi"/>
-          <w:color w:val="000000" w:themeColor="text1"/>
-          <w:sz w:val="32"/>
-          <w:szCs w:val="32"/>
-        </w:rPr>
-      </w:pPr>
-    </w:p>
-    <w:p>
-      <w:pPr>
-        <w:pStyle w:val="BodyText"/>
-        <w:rPr>
-          <w:rFonts w:asciiTheme="majorHAnsi" w:eastAsiaTheme="majorEastAsia" w:hAnsiTheme="majorHAnsi" w:cstheme="majorBidi"/>
-          <w:color w:val="000000" w:themeColor="text1"/>
-          <w:sz w:val="32"/>
-          <w:szCs w:val="32"/>
-        </w:rPr>
-      </w:pPr>
-    </w:p>
-    <w:p>
-      <w:pPr>
-        <w:pStyle w:val="BodyText"/>
-        <w:rPr>
-          <w:rFonts w:asciiTheme="majorHAnsi" w:eastAsiaTheme="majorEastAsia" w:hAnsiTheme="majorHAnsi" w:cstheme="majorBidi"/>
-          <w:color w:val="000000" w:themeColor="text1"/>
-          <w:sz w:val="32"/>
-          <w:szCs w:val="32"/>
-        </w:rPr>
-      </w:pPr>
-      <w:r>
-        <w:rPr>
-          <w:rFonts w:asciiTheme="majorHAnsi" w:eastAsiaTheme="majorEastAsia" w:hAnsiTheme="majorHAnsi" w:cstheme="majorBidi"/>
-          <w:color w:val="000000" w:themeColor="text1"/>
-          <w:sz w:val="32"/>
-          <w:szCs w:val="32"/>
-        </w:rPr>
-        <w:lastRenderedPageBreak/>
         <w:t xml:space="preserve">3. Method </w:t>
       </w:r>
     </w:p>
@@ -2340,6 +2284,7 @@
           <w:bCs/>
           <w:color w:val="000000" w:themeColor="text1"/>
         </w:rPr>
+        <w:lastRenderedPageBreak/>
         <w:t>A learned fingerprint</w:t>
       </w:r>
       <w:r>
@@ -2376,19 +2321,11 @@
         </w:rPr>
         <w:t xml:space="preserve"> each sample in a space, so that a new user simply adds a few of their own points. No retraining, and not tied to one phrase.</w:t>
       </w:r>
-    </w:p>
-    <w:p>
-      <w:pPr>
-        <w:pStyle w:val="FirstParagraph"/>
-        <w:rPr>
-          <w:color w:val="000000" w:themeColor="text1"/>
-        </w:rPr>
-      </w:pPr>
-      <w:r>
-        <w:rPr>
-          <w:color w:val="000000" w:themeColor="text1"/>
-        </w:rPr>
-        <w:t>Judged on the factors that actually decide whether a design survives contact with a real product:</w:t>
+      <w:r>
+        <w:rPr>
+          <w:color w:val="000000" w:themeColor="text1"/>
+        </w:rPr>
+        <w:br/>
       </w:r>
     </w:p>
     <w:tbl>
@@ -2834,12 +2771,6 @@
           <w:lang w:val="en-IN"/>
         </w:rPr>
       </w:pPr>
-      <w:r>
-        <w:rPr>
-          <w:color w:val="000000" w:themeColor="text1"/>
-        </w:rPr>
-        <w:br/>
-      </w:r>
       <w:bookmarkStart w:id="6" w:name="evaluation-design"/>
       <w:bookmarkEnd w:id="5"/>
       <w:r>
@@ -2861,34 +2792,39 @@
       </w:pPr>
       <w:r>
         <w:rPr>
-          <w:b/>
-          <w:bCs/>
-          <w:color w:val="000000" w:themeColor="text1"/>
-        </w:rPr>
-        <w:t xml:space="preserve">Figure 1: the method, end to end.</w:t>
-      </w:r>
-    </w:p>
-    <w:p>
-      <w:pPr>
-        <w:jc w:val="center"/>
-      </w:pPr>
-      <w:r>
+          <w:noProof/>
+        </w:rPr>
         <w:drawing>
-          <wp:inline xmlns:a="http://schemas.openxmlformats.org/drawingml/2006/main" xmlns:pic="http://schemas.openxmlformats.org/drawingml/2006/picture">
+          <wp:anchor distT="0" distB="0" distL="114300" distR="114300" simplePos="0" relativeHeight="251673088" behindDoc="0" locked="0" layoutInCell="1" allowOverlap="1" wp14:anchorId="2D59CD3B" wp14:editId="6E6E18A6">
+            <wp:simplePos x="0" y="0"/>
+            <wp:positionH relativeFrom="column">
+              <wp:posOffset>8089</wp:posOffset>
+            </wp:positionH>
+            <wp:positionV relativeFrom="paragraph">
+              <wp:posOffset>274679</wp:posOffset>
+            </wp:positionV>
             <wp:extent cx="5760720" cy="1628574"/>
+            <wp:effectExtent l="0" t="0" r="0" b="0"/>
+            <wp:wrapNone/>
             <wp:docPr id="34" name="Picture 34"/>
             <wp:cNvGraphicFramePr>
-              <a:graphicFrameLocks noChangeAspect="1"/>
+              <a:graphicFrameLocks xmlns:a="http://schemas.openxmlformats.org/drawingml/2006/main" noChangeAspect="1"/>
             </wp:cNvGraphicFramePr>
-            <a:graphic>
+            <a:graphic xmlns:a="http://schemas.openxmlformats.org/drawingml/2006/main">
               <a:graphicData uri="http://schemas.openxmlformats.org/drawingml/2006/picture">
-                <pic:pic>
+                <pic:pic xmlns:pic="http://schemas.openxmlformats.org/drawingml/2006/picture">
                   <pic:nvPicPr>
                     <pic:cNvPr id="0" name="method_pipeline.png"/>
                     <pic:cNvPicPr/>
                   </pic:nvPicPr>
                   <pic:blipFill>
-                    <a:blip r:embed="rId14"/>
+                    <a:blip r:embed="rId5" cstate="print">
+                      <a:extLst>
+                        <a:ext uri="{28A0092B-C50C-407E-A947-70E740481C1C}">
+                          <a14:useLocalDpi xmlns:a14="http://schemas.microsoft.com/office/drawing/2010/main" val="0"/>
+                        </a:ext>
+                      </a:extLst>
+                    </a:blip>
                     <a:stretch>
                       <a:fillRect/>
                     </a:stretch>
@@ -2898,14 +2834,54 @@
                       <a:off x="0" y="0"/>
                       <a:ext cx="5760720" cy="1628574"/>
                     </a:xfrm>
-                    <a:prstGeom prst="rect"/>
+                    <a:prstGeom prst="rect">
+                      <a:avLst/>
+                    </a:prstGeom>
                   </pic:spPr>
                 </pic:pic>
               </a:graphicData>
             </a:graphic>
-          </wp:inline>
+          </wp:anchor>
         </w:drawing>
       </w:r>
+      <w:r>
+        <w:rPr>
+          <w:b/>
+          <w:bCs/>
+          <w:color w:val="000000" w:themeColor="text1"/>
+        </w:rPr>
+        <w:t>Figure 1: the method, end to end.</w:t>
+      </w:r>
+    </w:p>
+    <w:p>
+      <w:pPr>
+        <w:jc w:val="center"/>
+      </w:pPr>
+    </w:p>
+    <w:p>
+      <w:pPr>
+        <w:jc w:val="center"/>
+      </w:pPr>
+    </w:p>
+    <w:p>
+      <w:pPr>
+        <w:jc w:val="center"/>
+      </w:pPr>
+    </w:p>
+    <w:p>
+      <w:pPr>
+        <w:jc w:val="center"/>
+      </w:pPr>
+    </w:p>
+    <w:p>
+      <w:pPr>
+        <w:jc w:val="center"/>
+      </w:pPr>
+    </w:p>
+    <w:p>
+      <w:pPr>
+        <w:jc w:val="center"/>
+      </w:pPr>
     </w:p>
     <w:p>
       <w:pPr>
@@ -2920,7 +2896,7 @@
           <w:iCs/>
           <w:color w:val="000000" w:themeColor="text1"/>
         </w:rPr>
-        <w:t xml:space="preserve">One typing sample flows left to right: raw keystrokes become timing features, the encoder reduces them to a 128-number fingerprint, and the verifier compares that fingerprint with the user’s enrolled cluster to reach a decision. Enrolment follows the same path but stores the cluster instead of judging against it.</w:t>
+        <w:t>One typing sample flows left to right: raw keystrokes become timing features, the encoder reduces them to a 128-number fingerprint, and the verifier compares that fingerprint with the user’s enrolled cluster to reach a decision. Enrolment follows the same path but stores the cluster instead of judging against it.</w:t>
       </w:r>
     </w:p>
     <w:p>
@@ -2936,7 +2912,8 @@
           <w:bCs/>
           <w:color w:val="000000" w:themeColor="text1"/>
         </w:rPr>
-        <w:t xml:space="preserve">The data.</w:t>
+        <w:lastRenderedPageBreak/>
+        <w:t>The data.</w:t>
       </w:r>
       <w:r>
         <w:rPr>
@@ -2958,19 +2935,13 @@
           <w:bCs/>
           <w:color w:val="000000" w:themeColor="text1"/>
         </w:rPr>
-        <w:t xml:space="preserve">What the system measures.</w:t>
-      </w:r>
-      <w:r>
-        <w:rPr>
-          <w:color w:val="000000" w:themeColor="text1"/>
-        </w:rPr>
-        <w:t xml:space="preserve"> Each keystroke contributes four timings: how long the key is held, the gap from one press to the next, the gap from a release to the next press, and the gap between releases. One sample is the full 11-keystroke password, so the model reads a short sequence of these numbers, paired with which key was struck. The timings stay raw, in seconds, with no normalisation. The rhythm itself is the signal. </w:t>
-      </w:r>
-      <w:r>
-        <w:rPr>
-          <w:color w:val="000000" w:themeColor="text1"/>
-        </w:rPr>
-        <w:t xml:space="preserve">The same feature code runs in training and in the live service, so the deployed model can never be fed input prepared differently from what it learned on.</w:t>
+        <w:t>What the system measures.</w:t>
+      </w:r>
+      <w:r>
+        <w:rPr>
+          <w:color w:val="000000" w:themeColor="text1"/>
+        </w:rPr>
+        <w:t xml:space="preserve"> Each keystroke contributes four timings: how long the key is held, the gap from one press to the next, the gap from a release to the next press, and the gap between releases. One sample is the full 11-keystroke password, so the model reads a short sequence of these numbers, paired with which key was struck. The timings stay raw, in seconds, with no normalisation. The rhythm itself is the signal. The same feature code runs in training and in the live service, so the deployed model can never be fed input prepared differently from what it learned on.</w:t>
       </w:r>
     </w:p>
     <w:p>
@@ -2988,7 +2959,7 @@
           <w:bCs/>
           <w:color w:val="000000" w:themeColor="text1"/>
         </w:rPr>
-        <w:t xml:space="preserve">Figure 2: the four timings, drawn on two keystrokes.</w:t>
+        <w:t>Figure 2: the four timings, drawn on two keystrokes.</w:t>
       </w:r>
     </w:p>
     <w:p>
@@ -2996,22 +2967,26 @@
         <w:jc w:val="center"/>
       </w:pPr>
       <w:r>
+        <w:rPr>
+          <w:noProof/>
+        </w:rPr>
         <w:drawing>
-          <wp:inline xmlns:a="http://schemas.openxmlformats.org/drawingml/2006/main" xmlns:pic="http://schemas.openxmlformats.org/drawingml/2006/picture">
-            <wp:extent cx="5394960" cy="1815477"/>
+          <wp:inline distT="0" distB="0" distL="0" distR="0" wp14:anchorId="05251097" wp14:editId="37A902B2">
+            <wp:extent cx="6048892" cy="2035534"/>
+            <wp:effectExtent l="0" t="0" r="0" b="0"/>
             <wp:docPr id="37" name="Picture 37"/>
             <wp:cNvGraphicFramePr>
-              <a:graphicFrameLocks noChangeAspect="1"/>
+              <a:graphicFrameLocks xmlns:a="http://schemas.openxmlformats.org/drawingml/2006/main" noChangeAspect="1"/>
             </wp:cNvGraphicFramePr>
-            <a:graphic>
+            <a:graphic xmlns:a="http://schemas.openxmlformats.org/drawingml/2006/main">
               <a:graphicData uri="http://schemas.openxmlformats.org/drawingml/2006/picture">
-                <pic:pic>
+                <pic:pic xmlns:pic="http://schemas.openxmlformats.org/drawingml/2006/picture">
                   <pic:nvPicPr>
                     <pic:cNvPr id="0" name="keystroke_anatomy.png"/>
                     <pic:cNvPicPr/>
                   </pic:nvPicPr>
                   <pic:blipFill>
-                    <a:blip r:embed="rId17"/>
+                    <a:blip r:embed="rId6"/>
                     <a:stretch>
                       <a:fillRect/>
                     </a:stretch>
@@ -3019,9 +2994,11 @@
                   <pic:spPr>
                     <a:xfrm>
                       <a:off x="0" y="0"/>
-                      <a:ext cx="5394960" cy="1815477"/>
+                      <a:ext cx="6073065" cy="2043668"/>
                     </a:xfrm>
-                    <a:prstGeom prst="rect"/>
+                    <a:prstGeom prst="rect">
+                      <a:avLst/>
+                    </a:prstGeom>
                   </pic:spPr>
                 </pic:pic>
               </a:graphicData>
@@ -3043,7 +3020,7 @@
           <w:iCs/>
           <w:color w:val="000000" w:themeColor="text1"/>
         </w:rPr>
-        <w:t xml:space="preserve">Hold is how long a key stays down; flight is the silence between one key’s release and the next key’s press. Flight can be negative when a fast typist overlaps keys, and the model receives it unclamped.</w:t>
+        <w:t>Hold is how long a key stays down; flight is the silence between one key’s release and the next key’s press. Flight can be negative when a fast typist overlaps keys, and the model receives it unclamped.</w:t>
       </w:r>
     </w:p>
     <w:p>
@@ -3059,99 +3036,122 @@
           <w:color w:val="000000" w:themeColor="text1"/>
           <w:lang w:val="en-IN"/>
         </w:rPr>
-        <w:t xml:space="preserve">Imagine a space in which every burst of typing becomes a single point. A well-trained network places the same person's points in a tight cluster and different people's far apart, so recognising someone becomes a matter of distance: does this new point fall inside your cluster, or closer to someone else's? My network reduces each burst to 128 numbers, its </w:t>
-      </w:r>
-      <w:r>
-        <w:rPr>
-          <w:color w:val="000000" w:themeColor="text1"/>
-          <w:lang w:val="en-IN"/>
-        </w:rPr>
-        <w:lastRenderedPageBreak/>
-        <w:t>position in that space. I trained it the way face-recognition systems are trained [3]: show it two samples from one person and one from another, adjust it to pull the pair together and push the third away, and repeat hundreds of thousands of times until the clustering emerges. The full design is in Appendix C; it trains on a laptop in about 23 minutes and fingerprints a sample in under a millisecond.</w:t>
+        <w:t>Imagine a space in which every burst of typing becomes a single point. A well-trained network places the same person's points in a tight cluster and different people's far apart, so recognising someone becomes a matter of distance: does this new point fall inside your cluster, or closer to someone else's? My network reduces each burst to 128 numbers, its position in that space. I trained it the way face-recognition systems are trained [3]: show it two samples from one person and one from another, adjust it to pull the pair together and push the third away, and repeat hundreds of thousands of times until the clustering emerges. The full design is in Appendix C; it trains on a laptop in about 23 minutes and fingerprints a sample in under a millisecond.</w:t>
       </w:r>
     </w:p>
     <w:p>
       <w:pPr>
         <w:pStyle w:val="BodyText"/>
-        <w:rPr>
-          <w:color w:val="000000" w:themeColor="text1"/>
-        </w:rPr>
-      </w:pPr>
-      <w:r>
         <w:rPr>
           <w:b/>
           <w:bCs/>
           <w:color w:val="000000" w:themeColor="text1"/>
         </w:rPr>
-        <w:t xml:space="preserve">Inside the encoder.</w:t>
-      </w:r>
-      <w:r>
-        <w:rPr>
-          <w:color w:val="000000" w:themeColor="text1"/>
-        </w:rPr>
-        <w:t xml:space="preserve"> A convolutional layer reads short local patterns in the timing. The recurrent layer that follows reads the whole sequence in order, forwards and backwards, so context on both sides of a keystroke counts. Attention then weighs which keystrokes carried the most identity, and the result settles into the 128 numbers. The whole encoder is 83,505 parameters, around a third of a megabyte, sized for how little an 11-key password can teach.</w:t>
-      </w:r>
+      </w:pPr>
     </w:p>
     <w:p>
       <w:pPr>
         <w:pStyle w:val="BodyText"/>
-        <w:rPr>
-          <w:color w:val="000000" w:themeColor="text1"/>
-        </w:rPr>
-      </w:pPr>
-      <w:r>
         <w:rPr>
           <w:b/>
           <w:bCs/>
           <w:color w:val="000000" w:themeColor="text1"/>
         </w:rPr>
-        <w:t xml:space="preserve">Training, in brief.</w:t>
-      </w:r>
-      <w:r>
-        <w:rPr>
-          <w:color w:val="000000" w:themeColor="text1"/>
-        </w:rPr>
-        <w:t xml:space="preserve"> Sixty passes over the 35 training subjects, in batches holding two samples from each of 16 people, so every batch contains matching and non-matching pairs. Within each batch the training works on the hardest cases present, the same-person pair that landed farthest apart and the different-person pair that landed closest, and a second, gentler pull keeps each person’s samples near their own centre.</w:t>
-      </w:r>
+      </w:pPr>
     </w:p>
     <w:p>
       <w:pPr>
         <w:pStyle w:val="BodyText"/>
-        <w:rPr>
-          <w:color w:val="000000" w:themeColor="text1"/>
-          <w:lang w:val="en-IN"/>
-        </w:rPr>
-      </w:pPr>
-      <w:r>
-        <w:rPr>
-          <w:color w:val="000000" w:themeColor="text1"/>
-          <w:lang w:val="en-IN"/>
-        </w:rPr>
-        <w:t xml:space="preserve">To decide whether a new sample is genuine, I measure how far it falls from the enrolled cluster, combining three distances: to the cluster's centre, to the nearest few enrolled samples, and a third that allows for how much the person's typing naturally varies. Enrolling takes about a dozen samples and no retraining; the threshold comes from how consistent those samples are. </w:t>
-      </w:r>
-      <w:r>
-        <w:rPr>
-          <w:color w:val="000000" w:themeColor="text1"/>
-          <w:lang w:val="en-IN"/>
-        </w:rPr>
-        <w:t xml:space="preserve">Each sample is scored against the others and the bar sits just above what that person’s own typing normally scores, so the threshold widens or tightens with their natural consistency.</w:t>
-      </w:r>
-    </w:p>
-    <w:p>
-      <w:pPr>
-        <w:pStyle w:val="FirstParagraph"/>
         <w:rPr>
           <w:b/>
           <w:bCs/>
           <w:color w:val="000000" w:themeColor="text1"/>
         </w:rPr>
       </w:pPr>
+    </w:p>
+    <w:p>
+      <w:pPr>
+        <w:pStyle w:val="BodyText"/>
+        <w:rPr>
+          <w:color w:val="000000" w:themeColor="text1"/>
+        </w:rPr>
+      </w:pPr>
       <w:r>
         <w:rPr>
           <w:b/>
           <w:bCs/>
           <w:color w:val="000000" w:themeColor="text1"/>
         </w:rPr>
+        <w:lastRenderedPageBreak/>
+        <w:t>Inside the encoder.</w:t>
+      </w:r>
+      <w:r>
+        <w:rPr>
+          <w:color w:val="000000" w:themeColor="text1"/>
+        </w:rPr>
+        <w:t xml:space="preserve"> A convolutional layer reads short local patterns in the timing. The recurrent layer that follows reads the whole sequence in order, forwards and backwards, so context on both sides of a keystroke counts. Attention then weighs which keystrokes carried the most identity, and the result settles into the 128 numbers. The whole encoder is 83,505 parameters, around a third of a megabyte, sized for how little an 11-key password can teach.</w:t>
+      </w:r>
+    </w:p>
+    <w:p>
+      <w:pPr>
+        <w:pStyle w:val="BodyText"/>
+        <w:rPr>
+          <w:color w:val="000000" w:themeColor="text1"/>
+        </w:rPr>
+      </w:pPr>
+      <w:r>
+        <w:rPr>
+          <w:b/>
+          <w:bCs/>
+          <w:color w:val="000000" w:themeColor="text1"/>
+        </w:rPr>
+        <w:t>Training, in brief.</w:t>
+      </w:r>
+      <w:r>
+        <w:rPr>
+          <w:color w:val="000000" w:themeColor="text1"/>
+        </w:rPr>
+        <w:t xml:space="preserve"> Sixty passes over the 35 training subjects, in batches holding two samples from each of 16 people, so every batch contains matching and non-matching pairs. Within each batch the training works on the hardest cases present, the same-person pair that landed farthest apart and the different-person pair that landed closest, and a second, gentler pull keeps each person’s samples near their own centre.</w:t>
+      </w:r>
+    </w:p>
+    <w:p>
+      <w:pPr>
+        <w:pStyle w:val="BodyText"/>
+        <w:rPr>
+          <w:color w:val="000000" w:themeColor="text1"/>
+          <w:lang w:val="en-IN"/>
+        </w:rPr>
+      </w:pPr>
+      <w:r>
+        <w:rPr>
+          <w:color w:val="000000" w:themeColor="text1"/>
+          <w:lang w:val="en-IN"/>
+        </w:rPr>
+        <w:t>To decide whether a new sample is genuine, I measure how far it falls from the enrolled cluster, combining three distances: to the cluster's centre, to the nearest few enrolled samples, and a third that allows for how much the person's typing naturally varies. Enrolling takes about a dozen samples and no retraining; the threshold comes from how consistent those samples are. Each sample is scored against the others and the bar sits just above what that person’s own typing normally scores, so the threshold widens or tightens with their natural consistency.</w:t>
+      </w:r>
+      <w:r>
+        <w:rPr>
+          <w:color w:val="000000" w:themeColor="text1"/>
+          <w:lang w:val="en-IN"/>
+        </w:rPr>
+        <w:br/>
+      </w:r>
+    </w:p>
+    <w:p>
+      <w:pPr>
+        <w:pStyle w:val="FirstParagraph"/>
+        <w:rPr>
+          <w:b/>
+          <w:bCs/>
+          <w:color w:val="000000" w:themeColor="text1"/>
+        </w:rPr>
+      </w:pPr>
+      <w:r>
+        <w:rPr>
+          <w:b/>
+          <w:bCs/>
+          <w:color w:val="000000" w:themeColor="text1"/>
+        </w:rPr>
         <w:t>Figure 3: the verification decision.</w:t>
       </w:r>
     </w:p>
@@ -3160,22 +3160,26 @@
         <w:jc w:val="center"/>
       </w:pPr>
       <w:r>
+        <w:rPr>
+          <w:noProof/>
+        </w:rPr>
         <w:drawing>
-          <wp:inline xmlns:a="http://schemas.openxmlformats.org/drawingml/2006/main" xmlns:pic="http://schemas.openxmlformats.org/drawingml/2006/picture">
-            <wp:extent cx="4206240" cy="3557226"/>
+          <wp:inline distT="0" distB="0" distL="0" distR="0" wp14:anchorId="09C6FFC8" wp14:editId="5850B752">
+            <wp:extent cx="4023360" cy="3307513"/>
+            <wp:effectExtent l="0" t="0" r="0" b="0"/>
             <wp:docPr id="35" name="Picture 35"/>
             <wp:cNvGraphicFramePr>
-              <a:graphicFrameLocks noChangeAspect="1"/>
+              <a:graphicFrameLocks xmlns:a="http://schemas.openxmlformats.org/drawingml/2006/main" noChangeAspect="1"/>
             </wp:cNvGraphicFramePr>
-            <a:graphic>
+            <a:graphic xmlns:a="http://schemas.openxmlformats.org/drawingml/2006/main">
               <a:graphicData uri="http://schemas.openxmlformats.org/drawingml/2006/picture">
-                <pic:pic>
+                <pic:pic xmlns:pic="http://schemas.openxmlformats.org/drawingml/2006/picture">
                   <pic:nvPicPr>
                     <pic:cNvPr id="0" name="verification_logic.png"/>
                     <pic:cNvPicPr/>
                   </pic:nvPicPr>
                   <pic:blipFill>
-                    <a:blip r:embed="rId15"/>
+                    <a:blip r:embed="rId7"/>
                     <a:stretch>
                       <a:fillRect/>
                     </a:stretch>
@@ -3183,9 +3187,11 @@
                   <pic:spPr>
                     <a:xfrm>
                       <a:off x="0" y="0"/>
-                      <a:ext cx="4206240" cy="3557226"/>
+                      <a:ext cx="4103039" cy="3373016"/>
                     </a:xfrm>
-                    <a:prstGeom prst="rect"/>
+                    <a:prstGeom prst="rect">
+                      <a:avLst/>
+                    </a:prstGeom>
                   </pic:spPr>
                 </pic:pic>
               </a:graphicData>
@@ -3207,7 +3213,7 @@
           <w:iCs/>
           <w:color w:val="000000" w:themeColor="text1"/>
         </w:rPr>
-        <w:t xml:space="preserve">Every check ends in one of two outcomes: the sample is accepted as genuine, or the service asks for another factor. No failure path admits the user.</w:t>
+        <w:t>Every check ends in one of two outcomes: the sample is accepted as genuine, or the service asks for another factor. No failure path admits the user.</w:t>
       </w:r>
     </w:p>
     <w:p>
@@ -3223,7 +3229,8 @@
           <w:bCs/>
           <w:color w:val="000000" w:themeColor="text1"/>
         </w:rPr>
-        <w:t xml:space="preserve">The decision logic, as pseudocode.</w:t>
+        <w:lastRenderedPageBreak/>
+        <w:t>The decision logic, as pseudocode.</w:t>
       </w:r>
     </w:p>
     <w:p>
@@ -3233,63 +3240,62 @@
           <w:sz w:val="18"/>
         </w:rPr>
         <w:t>ENROL(user):</w:t>
-        <w:br/>
       </w:r>
       <w:r>
         <w:rPr>
           <w:rFonts w:ascii="Consolas" w:hAnsi="Consolas" w:cs="Consolas"/>
           <w:sz w:val="18"/>
         </w:rPr>
+        <w:br/>
         <w:t xml:space="preserve">    samples   &lt;- about 12 consented typing samples</w:t>
-        <w:br/>
       </w:r>
       <w:r>
         <w:rPr>
           <w:rFonts w:ascii="Consolas" w:hAnsi="Consolas" w:cs="Consolas"/>
           <w:sz w:val="18"/>
         </w:rPr>
+        <w:br/>
         <w:t xml:space="preserve">    F         &lt;- fingerprint(s) for each sample s        # 128 numbers each</w:t>
-        <w:br/>
       </w:r>
       <w:r>
         <w:rPr>
           <w:rFonts w:ascii="Consolas" w:hAnsi="Consolas" w:cs="Consolas"/>
           <w:sz w:val="18"/>
         </w:rPr>
+        <w:br/>
         <w:t xml:space="preserve">    centroid  &lt;- mean(F)</w:t>
-        <w:br/>
       </w:r>
       <w:r>
         <w:rPr>
           <w:rFonts w:ascii="Consolas" w:hAnsi="Consolas" w:cs="Consolas"/>
           <w:sz w:val="18"/>
         </w:rPr>
+        <w:br/>
         <w:t xml:space="preserve">    C         &lt;- covariance of F, shrunk toward a stable target</w:t>
-        <w:br/>
       </w:r>
       <w:r>
         <w:rPr>
           <w:rFonts w:ascii="Consolas" w:hAnsi="Consolas" w:cs="Consolas"/>
           <w:sz w:val="18"/>
         </w:rPr>
+        <w:br/>
         <w:t xml:space="preserve">    threshold &lt;- 90th percentile of leave-one-out genuine distances x 1.15</w:t>
-        <w:br/>
       </w:r>
       <w:r>
         <w:rPr>
           <w:rFonts w:ascii="Consolas" w:hAnsi="Consolas" w:cs="Consolas"/>
           <w:sz w:val="18"/>
         </w:rPr>
+        <w:br/>
         <w:t xml:space="preserve">    threshold &lt;- max(threshold, 0.001)                   # floor from the live crash</w:t>
-        <w:br/>
       </w:r>
       <w:r>
         <w:rPr>
           <w:rFonts w:ascii="Consolas" w:hAnsi="Consolas" w:cs="Consolas"/>
           <w:sz w:val="18"/>
         </w:rPr>
+        <w:br/>
         <w:t xml:space="preserve">    store centroid, F, C, threshold</w:t>
-        <w:br/>
       </w:r>
       <w:r>
         <w:rPr>
@@ -3303,71 +3309,79 @@
           <w:rFonts w:ascii="Consolas" w:hAnsi="Consolas" w:cs="Consolas"/>
           <w:sz w:val="18"/>
         </w:rPr>
+        <w:br/>
         <w:t>VERIFY(user, sample):</w:t>
-        <w:br/>
       </w:r>
       <w:r>
         <w:rPr>
           <w:rFonts w:ascii="Consolas" w:hAnsi="Consolas" w:cs="Consolas"/>
           <w:sz w:val="18"/>
         </w:rPr>
+        <w:br/>
         <w:t xml:space="preserve">    if service or model checks fail:  return ASK_ANOTHER_FACTOR</w:t>
-        <w:br/>
       </w:r>
       <w:r>
         <w:rPr>
           <w:rFonts w:ascii="Consolas" w:hAnsi="Consolas" w:cs="Consolas"/>
           <w:sz w:val="18"/>
         </w:rPr>
+        <w:br/>
         <w:t xml:space="preserve">    f  &lt;- fingerprint(sample)</w:t>
-        <w:br/>
       </w:r>
       <w:r>
         <w:rPr>
           <w:rFonts w:ascii="Consolas" w:hAnsi="Consolas" w:cs="Consolas"/>
           <w:sz w:val="18"/>
         </w:rPr>
+        <w:br/>
         <w:t xml:space="preserve">    d1 &lt;- L1 distance from f to centroid</w:t>
-        <w:br/>
       </w:r>
       <w:r>
         <w:rPr>
           <w:rFonts w:ascii="Consolas" w:hAnsi="Consolas" w:cs="Consolas"/>
           <w:sz w:val="18"/>
         </w:rPr>
+        <w:br/>
         <w:t xml:space="preserve">    d2 &lt;- mean L1 distance to the 3 nearest enrolled fingerprints</w:t>
-        <w:br/>
       </w:r>
       <w:r>
         <w:rPr>
           <w:rFonts w:ascii="Consolas" w:hAnsi="Consolas" w:cs="Consolas"/>
           <w:sz w:val="18"/>
         </w:rPr>
+        <w:br/>
         <w:t xml:space="preserve">    d3 &lt;- Mahalanobis distance under C</w:t>
-        <w:br/>
       </w:r>
       <w:r>
         <w:rPr>
           <w:rFonts w:ascii="Consolas" w:hAnsi="Consolas" w:cs="Consolas"/>
           <w:sz w:val="18"/>
         </w:rPr>
+        <w:br/>
         <w:t xml:space="preserve">    if C is unusable: score &lt;- d1   else: score &lt;- mean(d1, d2, d3)</w:t>
-        <w:br/>
       </w:r>
       <w:r>
         <w:rPr>
           <w:rFonts w:ascii="Consolas" w:hAnsi="Consolas" w:cs="Consolas"/>
           <w:sz w:val="18"/>
         </w:rPr>
+        <w:br/>
         <w:t xml:space="preserve">    if score &lt;= threshold:  return GENUINE</w:t>
-        <w:br/>
       </w:r>
       <w:r>
         <w:rPr>
           <w:rFonts w:ascii="Consolas" w:hAnsi="Consolas" w:cs="Consolas"/>
           <w:sz w:val="18"/>
         </w:rPr>
+        <w:br/>
         <w:t xml:space="preserve">    else:                   return ASK_ANOTHER_FACTOR</w:t>
+      </w:r>
+      <w:r>
+        <w:rPr>
+          <w:rFonts w:ascii="Consolas" w:hAnsi="Consolas" w:cs="Consolas"/>
+          <w:sz w:val="18"/>
+        </w:rPr>
+        <w:br/>
       </w:r>
     </w:p>
     <w:p>
@@ -3383,7 +3397,7 @@
           <w:bCs/>
           <w:color w:val="000000" w:themeColor="text1"/>
         </w:rPr>
-        <w:t xml:space="preserve">Research, serving, product.</w:t>
+        <w:t>Research, serving, product.</w:t>
       </w:r>
       <w:r>
         <w:rPr>
@@ -3415,22 +3429,26 @@
         <w:jc w:val="center"/>
       </w:pPr>
       <w:r>
+        <w:rPr>
+          <w:noProof/>
+        </w:rPr>
         <w:drawing>
-          <wp:inline xmlns:a="http://schemas.openxmlformats.org/drawingml/2006/main" xmlns:pic="http://schemas.openxmlformats.org/drawingml/2006/picture">
-            <wp:extent cx="5577840" cy="1518479"/>
+          <wp:inline distT="0" distB="0" distL="0" distR="0" wp14:anchorId="29228B70" wp14:editId="4244CCA1">
+            <wp:extent cx="6133593" cy="1669774"/>
+            <wp:effectExtent l="0" t="0" r="0" b="0"/>
             <wp:docPr id="36" name="Picture 36"/>
             <wp:cNvGraphicFramePr>
-              <a:graphicFrameLocks noChangeAspect="1"/>
+              <a:graphicFrameLocks xmlns:a="http://schemas.openxmlformats.org/drawingml/2006/main" noChangeAspect="1"/>
             </wp:cNvGraphicFramePr>
-            <a:graphic>
+            <a:graphic xmlns:a="http://schemas.openxmlformats.org/drawingml/2006/main">
               <a:graphicData uri="http://schemas.openxmlformats.org/drawingml/2006/picture">
-                <pic:pic>
+                <pic:pic xmlns:pic="http://schemas.openxmlformats.org/drawingml/2006/picture">
                   <pic:nvPicPr>
                     <pic:cNvPr id="0" name="system_architecture.png"/>
                     <pic:cNvPicPr/>
                   </pic:nvPicPr>
                   <pic:blipFill>
-                    <a:blip r:embed="rId16"/>
+                    <a:blip r:embed="rId8"/>
                     <a:stretch>
                       <a:fillRect/>
                     </a:stretch>
@@ -3438,9 +3456,11 @@
                   <pic:spPr>
                     <a:xfrm>
                       <a:off x="0" y="0"/>
-                      <a:ext cx="5577840" cy="1518479"/>
+                      <a:ext cx="6142352" cy="1672159"/>
                     </a:xfrm>
-                    <a:prstGeom prst="rect"/>
+                    <a:prstGeom prst="rect">
+                      <a:avLst/>
+                    </a:prstGeom>
                   </pic:spPr>
                 </pic:pic>
               </a:graphicData>
@@ -3462,7 +3482,7 @@
           <w:iCs/>
           <w:color w:val="000000" w:themeColor="text1"/>
         </w:rPr>
-        <w:t xml:space="preserve">Training never touches the live service, and the live service never touches user records. Each part can change or fail without taking the others with it.</w:t>
+        <w:t>Training never touches the live service, and the live service never touches user records. Each part can change or fail without taking the others with it.</w:t>
       </w:r>
     </w:p>
     <w:p>
@@ -3483,30 +3503,16 @@
     </w:p>
     <w:p>
       <w:pPr>
-        <w:pStyle w:val="BodyText"/>
-        <w:rPr>
-          <w:color w:val="000000" w:themeColor="text1"/>
-        </w:rPr>
-      </w:pPr>
-      <w:r>
-        <w:rPr>
-          <w:color w:val="000000" w:themeColor="text1"/>
-        </w:rPr>
-        <w:br/>
-      </w:r>
-      <w:r>
-        <w:rPr>
-          <w:color w:val="000000" w:themeColor="text1"/>
-        </w:rPr>
-        <w:br/>
-      </w:r>
-      <w:r>
-        <w:rPr>
-          <w:rFonts w:asciiTheme="majorHAnsi" w:eastAsiaTheme="majorEastAsia" w:hAnsiTheme="majorHAnsi" w:cstheme="majorBidi"/>
-          <w:color w:val="000000" w:themeColor="text1"/>
-          <w:sz w:val="32"/>
-          <w:szCs w:val="32"/>
-        </w:rPr>
+        <w:pStyle w:val="Heading2"/>
+        <w:rPr>
+          <w:color w:val="000000" w:themeColor="text1"/>
+        </w:rPr>
+      </w:pPr>
+      <w:r>
+        <w:rPr>
+          <w:color w:val="000000" w:themeColor="text1"/>
+        </w:rPr>
+        <w:lastRenderedPageBreak/>
         <w:t>4. Evaluation design</w:t>
       </w:r>
     </w:p>
@@ -3557,7 +3563,14 @@
           <w:color w:val="000000" w:themeColor="text1"/>
           <w:lang w:val="en-IN"/>
         </w:rPr>
-        <w:t xml:space="preserve">The guard is not a habit or a promise; it is these lines, verbatim, from the training script:</w:t>
+        <w:t>The guard is not a habit or a promise; it is these lines, verbatim, from the training script:</w:t>
+      </w:r>
+      <w:r>
+        <w:rPr>
+          <w:color w:val="000000" w:themeColor="text1"/>
+          <w:lang w:val="en-IN"/>
+        </w:rPr>
+        <w:br/>
       </w:r>
     </w:p>
     <w:p>
@@ -3567,31 +3580,30 @@
           <w:sz w:val="17"/>
         </w:rPr>
         <w:t># --- OPEN-SET split: train on train-subjects, evaluate on held-out subjects.</w:t>
-        <w:br/>
       </w:r>
       <w:r>
         <w:rPr>
           <w:rFonts w:ascii="Consolas" w:hAnsi="Consolas" w:cs="Consolas"/>
           <w:sz w:val="17"/>
         </w:rPr>
+        <w:br/>
         <w:t>train_subjects, test_subjects = split_subjects(subjects, args.seed)</w:t>
-        <w:br/>
       </w:r>
       <w:r>
         <w:rPr>
           <w:rFonts w:ascii="Consolas" w:hAnsi="Consolas" w:cs="Consolas"/>
           <w:sz w:val="17"/>
         </w:rPr>
+        <w:br/>
         <w:t>train_set = set(train_subjects)</w:t>
-        <w:br/>
       </w:r>
       <w:r>
         <w:rPr>
           <w:rFonts w:ascii="Consolas" w:hAnsi="Consolas" w:cs="Consolas"/>
           <w:sz w:val="17"/>
         </w:rPr>
+        <w:br/>
         <w:t>enc, history = train_on_subjects(by_subject, train_subjects, args)</w:t>
-        <w:br/>
       </w:r>
       <w:r>
         <w:rPr>
@@ -3605,169 +3617,169 @@
           <w:rFonts w:ascii="Consolas" w:hAnsi="Consolas" w:cs="Consolas"/>
           <w:sz w:val="17"/>
         </w:rPr>
+        <w:br/>
         <w:t># Leakage guard: NO test subject may appear in the training set.</w:t>
-        <w:br/>
       </w:r>
       <w:r>
         <w:rPr>
           <w:rFonts w:ascii="Consolas" w:hAnsi="Consolas" w:cs="Consolas"/>
           <w:sz w:val="17"/>
         </w:rPr>
+        <w:br/>
         <w:t>assert not (set(test_subjects) &amp; train_set), \</w:t>
-        <w:br/>
       </w:r>
       <w:r>
         <w:rPr>
           <w:rFonts w:ascii="Consolas" w:hAnsi="Consolas" w:cs="Consolas"/>
           <w:sz w:val="17"/>
         </w:rPr>
+        <w:br/>
         <w:t xml:space="preserve">    "open-set violation: a test subject leaked into the training set"</w:t>
       </w:r>
-    </w:p>
-    <w:p>
-      <w:pPr>
-        <w:pStyle w:val="BodyText"/>
-        <w:rPr>
-          <w:color w:val="000000" w:themeColor="text1"/>
-          <w:lang w:val="en-IN"/>
-        </w:rPr>
-      </w:pPr>
-      <w:r>
-        <w:rPr>
-          <w:color w:val="000000" w:themeColor="text1"/>
-          <w:lang w:val="en-IN"/>
-        </w:rPr>
-        <w:t>The most useful bugs were never the ones a test caught, but the ones I found by asking whether a passing test proved what it claimed. Three stand out. The live service crashed for one unusually consistent typist, whose near-identical passwords drove their personal threshold close to zero and overflowed a later calculation. My artificially varied test data could never have triggered that. Only a real person did. On the first day, the real data file trained on all-zero timings, because its columns were named differently from my test fixture and my code read straight past them while reporting a plausible number. And for a while the blended decision-maker I was most pleased with was measured nowhere. The evaluation scored only the simple distance, so the ensemble ran in the live product while earning no result. I noticed this only when I asked why my supposedly better method had no figure, and wiring it into the evaluation is where the 10.2% comes from. The full log of all thirteen fixes is in the project repository.</w:t>
-      </w:r>
-    </w:p>
-    <w:p>
-      <w:pPr>
-        <w:pStyle w:val="BodyText"/>
-        <w:rPr>
-          <w:color w:val="000000" w:themeColor="text1"/>
-          <w:lang w:val="en-IN"/>
-        </w:rPr>
-      </w:pPr>
-      <w:r>
-        <w:rPr>
-          <w:color w:val="000000" w:themeColor="text1"/>
-          <w:lang w:val="en-IN"/>
-        </w:rPr>
-        <w:t xml:space="preserve">The crash fix lives in the service today, carrying the comment that records who found it and how:</w:t>
-      </w:r>
-    </w:p>
-    <w:p>
       <w:r>
         <w:rPr>
           <w:rFonts w:ascii="Consolas" w:hAnsi="Consolas" w:cs="Consolas"/>
           <w:sz w:val="17"/>
         </w:rPr>
-        <w:t>def _confidence(score, threshold, k=5.0):</w:t>
         <w:br/>
       </w:r>
+    </w:p>
+    <w:p>
+      <w:pPr>
+        <w:pStyle w:val="BodyText"/>
+        <w:rPr>
+          <w:color w:val="000000" w:themeColor="text1"/>
+          <w:lang w:val="en-IN"/>
+        </w:rPr>
+      </w:pPr>
+      <w:r>
+        <w:rPr>
+          <w:color w:val="000000" w:themeColor="text1"/>
+          <w:lang w:val="en-IN"/>
+        </w:rPr>
+        <w:t>The most useful bugs were never the ones a test caught, but the ones I found by asking whether a passing test proved what it claimed. Three stand out. The live service crashed for one unusually consistent typist, whose near-identical passwords drove their personal threshold close to zero and overflowed a later calculation. My artificially varied test data could never have triggered that. Only a real person did. On the first day, the real data file trained on all-zero timings, because its columns were named differently from my test fixture and my code read straight past them while reporting a plausible number. And for a while the blended decision-maker I was most pleased with was measured nowhere. The evaluation scored only the simple distance, so the ensemble ran in the live product while earning no result. I noticed this only when I asked why my supposedly better method had no figure, and wiring it into the evaluation is where the 10.2% comes from. The full log of all thirteen fixes is in the project repository.</w:t>
+      </w:r>
+    </w:p>
+    <w:p>
+      <w:pPr>
+        <w:pStyle w:val="BodyText"/>
+        <w:rPr>
+          <w:color w:val="000000" w:themeColor="text1"/>
+          <w:lang w:val="en-IN"/>
+        </w:rPr>
+      </w:pPr>
+      <w:r>
+        <w:rPr>
+          <w:color w:val="000000" w:themeColor="text1"/>
+          <w:lang w:val="en-IN"/>
+        </w:rPr>
+        <w:t>The crash fix lives in the service today, carrying the comment that records who found it and how:</w:t>
+      </w:r>
+    </w:p>
+    <w:p>
       <w:r>
         <w:rPr>
           <w:rFonts w:ascii="Consolas" w:hAnsi="Consolas" w:cs="Consolas"/>
           <w:sz w:val="17"/>
         </w:rPr>
-        <w:t xml:space="preserve">    if threshold &lt;= 0:</w:t>
-        <w:br/>
+        <w:t>def _confidence(score, threshold, k=5.0):</w:t>
       </w:r>
       <w:r>
         <w:rPr>
           <w:rFonts w:ascii="Consolas" w:hAnsi="Consolas" w:cs="Consolas"/>
           <w:sz w:val="17"/>
         </w:rPr>
-        <w:t xml:space="preserve">        return 100.0 if score &lt;= 0.1 else 0.0</w:t>
         <w:br/>
+        <w:t xml:space="preserve">    if threshold &lt;= 0:</w:t>
       </w:r>
       <w:r>
         <w:rPr>
           <w:rFonts w:ascii="Consolas" w:hAnsi="Consolas" w:cs="Consolas"/>
           <w:sz w:val="17"/>
         </w:rPr>
-        <w:t xml:space="preserve">    # Clamp the exponent argument before math.exp. A very consistent typist on a</w:t>
         <w:br/>
+        <w:t xml:space="preserve">        return 100.0 if score &lt;= 0.1 else 0.0</w:t>
       </w:r>
       <w:r>
         <w:rPr>
           <w:rFonts w:ascii="Consolas" w:hAnsi="Consolas" w:cs="Consolas"/>
           <w:sz w:val="17"/>
         </w:rPr>
-        <w:t xml:space="preserve">    # short fixed password yields a near-zero threshold, so score/threshold can be</w:t>
         <w:br/>
+        <w:t xml:space="preserve">    # Clamp the exponent argument before math.exp. A very consistent typist on a</w:t>
       </w:r>
       <w:r>
         <w:rPr>
           <w:rFonts w:ascii="Consolas" w:hAnsi="Consolas" w:cs="Consolas"/>
           <w:sz w:val="17"/>
         </w:rPr>
-        <w:t xml:space="preserve">    # huge and math.exp would raise OverflowError (HTTP 500). The sigmoid</w:t>
         <w:br/>
+        <w:t xml:space="preserve">    # short fixed password yields a near-zero threshold, so score/threshold can be</w:t>
       </w:r>
       <w:r>
         <w:rPr>
           <w:rFonts w:ascii="Consolas" w:hAnsi="Consolas" w:cs="Consolas"/>
           <w:sz w:val="17"/>
         </w:rPr>
-        <w:t xml:space="preserve">    # saturates well before +/-60, so clamping there is loss-free for the output</w:t>
         <w:br/>
+        <w:t xml:space="preserve">    # huge and math.exp would raise OverflowError (HTTP 500). The sigmoid</w:t>
       </w:r>
       <w:r>
         <w:rPr>
           <w:rFonts w:ascii="Consolas" w:hAnsi="Consolas" w:cs="Consolas"/>
           <w:sz w:val="17"/>
         </w:rPr>
-        <w:t xml:space="preserve">    # but removes the crash. (Found via the live CMU end-to-end test, subject</w:t>
         <w:br/>
+        <w:t xml:space="preserve">    # saturates well before +/-60, so clamping there is loss-free for the output</w:t>
       </w:r>
       <w:r>
         <w:rPr>
           <w:rFonts w:ascii="Consolas" w:hAnsi="Consolas" w:cs="Consolas"/>
           <w:sz w:val="17"/>
         </w:rPr>
-        <w:t xml:space="preserve">    # s005; see research/artifacts/problem_log.json: confidence-overflow.)</w:t>
         <w:br/>
+        <w:t xml:space="preserve">    # but removes the crash. (Found via the live CMU end-to-end test, subject</w:t>
       </w:r>
       <w:r>
         <w:rPr>
           <w:rFonts w:ascii="Consolas" w:hAnsi="Consolas" w:cs="Consolas"/>
           <w:sz w:val="17"/>
         </w:rPr>
-        <w:t xml:space="preserve">    expo = k * (score / threshold - 1.0)</w:t>
         <w:br/>
+        <w:t xml:space="preserve">    # s005; see research/artifacts/problem_log.json: confidence-overflow.)</w:t>
       </w:r>
       <w:r>
         <w:rPr>
           <w:rFonts w:ascii="Consolas" w:hAnsi="Consolas" w:cs="Consolas"/>
           <w:sz w:val="17"/>
         </w:rPr>
-        <w:t xml:space="preserve">    expo = max(-60.0, min(60.0, expo))</w:t>
         <w:br/>
+        <w:t xml:space="preserve">    expo = k * (score / threshold - 1.0)</w:t>
       </w:r>
       <w:r>
         <w:rPr>
           <w:rFonts w:ascii="Consolas" w:hAnsi="Consolas" w:cs="Consolas"/>
           <w:sz w:val="17"/>
         </w:rPr>
-        <w:t xml:space="preserve">    val = 100.0 / (1.0 + math.exp(expo))</w:t>
         <w:br/>
+        <w:t xml:space="preserve">    expo = max(-60.0, min(60.0, expo))</w:t>
       </w:r>
       <w:r>
         <w:rPr>
           <w:rFonts w:ascii="Consolas" w:hAnsi="Consolas" w:cs="Consolas"/>
           <w:sz w:val="17"/>
         </w:rPr>
+        <w:br/>
+        <w:t xml:space="preserve">    val = 100.0 / (1.0 + math.exp(expo))</w:t>
+      </w:r>
+      <w:r>
+        <w:rPr>
+          <w:rFonts w:ascii="Consolas" w:hAnsi="Consolas" w:cs="Consolas"/>
+          <w:sz w:val="17"/>
+        </w:rPr>
+        <w:br/>
         <w:t xml:space="preserve">    return round(min(100.0, max(0.0, val)), 2)</w:t>
       </w:r>
-    </w:p>
-    <w:p>
-      <w:pPr>
-        <w:pStyle w:val="BodyText"/>
-        <w:rPr>
-          <w:color w:val="000000" w:themeColor="text1"/>
-        </w:rPr>
-      </w:pPr>
     </w:p>
     <w:p>
       <w:pPr>
@@ -4898,7 +4910,7 @@
           <w:ilvl w:val="0"/>
           <w:numId w:val="7"/>
         </w:numPr>
-        <w:spacing w:after="0"/>
+        <w:spacing w:before="0" w:after="0"/>
         <w:rPr>
           <w:color w:val="000000" w:themeColor="text1"/>
         </w:rPr>
@@ -4923,7 +4935,7 @@
         </w:rPr>
         <w:t xml:space="preserve"> DSN-2009, pp. 125–134. Dataset: </w:t>
       </w:r>
-      <w:hyperlink r:id="rId5">
+      <w:hyperlink r:id="rId9">
         <w:r>
           <w:rPr>
             <w:rStyle w:val="Hyperlink"/>
@@ -4940,7 +4952,7 @@
           <w:ilvl w:val="0"/>
           <w:numId w:val="7"/>
         </w:numPr>
-        <w:spacing w:after="0"/>
+        <w:spacing w:before="0" w:after="0"/>
         <w:rPr>
           <w:color w:val="000000" w:themeColor="text1"/>
         </w:rPr>
@@ -4973,7 +4985,7 @@
           <w:ilvl w:val="0"/>
           <w:numId w:val="7"/>
         </w:numPr>
-        <w:spacing w:after="0"/>
+        <w:spacing w:before="0" w:after="0"/>
         <w:rPr>
           <w:color w:val="000000" w:themeColor="text1"/>
         </w:rPr>
@@ -5006,7 +5018,7 @@
           <w:ilvl w:val="0"/>
           <w:numId w:val="7"/>
         </w:numPr>
-        <w:spacing w:after="0"/>
+        <w:spacing w:before="0" w:after="0"/>
         <w:rPr>
           <w:color w:val="000000" w:themeColor="text1"/>
         </w:rPr>
@@ -5039,7 +5051,7 @@
           <w:ilvl w:val="0"/>
           <w:numId w:val="7"/>
         </w:numPr>
-        <w:spacing w:after="0"/>
+        <w:spacing w:before="0" w:after="0"/>
         <w:rPr>
           <w:color w:val="000000" w:themeColor="text1"/>
         </w:rPr>
@@ -5072,7 +5084,7 @@
           <w:ilvl w:val="0"/>
           <w:numId w:val="7"/>
         </w:numPr>
-        <w:spacing w:after="0"/>
+        <w:spacing w:before="0" w:after="0"/>
         <w:rPr>
           <w:color w:val="000000" w:themeColor="text1"/>
         </w:rPr>
@@ -5105,7 +5117,7 @@
           <w:ilvl w:val="0"/>
           <w:numId w:val="7"/>
         </w:numPr>
-        <w:spacing w:after="0"/>
+        <w:spacing w:before="0" w:after="0"/>
         <w:rPr>
           <w:color w:val="000000" w:themeColor="text1"/>
         </w:rPr>
@@ -5130,7 +5142,7 @@
         </w:rPr>
         <w:t xml:space="preserve"> CHI 2018. Data: </w:t>
       </w:r>
-      <w:hyperlink r:id="rId6">
+      <w:hyperlink r:id="rId10">
         <w:r>
           <w:rPr>
             <w:rStyle w:val="Hyperlink"/>
@@ -5147,16 +5159,15 @@
           <w:ilvl w:val="0"/>
           <w:numId w:val="7"/>
         </w:numPr>
-        <w:spacing w:after="0"/>
-        <w:rPr>
-          <w:color w:val="000000" w:themeColor="text1"/>
-        </w:rPr>
-      </w:pPr>
-      <w:r>
-        <w:rPr>
-          <w:color w:val="000000" w:themeColor="text1"/>
-        </w:rPr>
-        <w:lastRenderedPageBreak/>
+        <w:spacing w:before="0" w:after="0"/>
+        <w:rPr>
+          <w:color w:val="000000" w:themeColor="text1"/>
+        </w:rPr>
+      </w:pPr>
+      <w:r>
+        <w:rPr>
+          <w:color w:val="000000" w:themeColor="text1"/>
+        </w:rPr>
         <w:t xml:space="preserve">ISO/IEC 19795-1. </w:t>
       </w:r>
       <w:r>
@@ -5173,7 +5184,7 @@
         </w:rPr>
         <w:t xml:space="preserve"> </w:t>
       </w:r>
-      <w:hyperlink r:id="rId7">
+      <w:hyperlink r:id="rId11">
         <w:r>
           <w:rPr>
             <w:rStyle w:val="Hyperlink"/>
@@ -5190,7 +5201,7 @@
           <w:ilvl w:val="0"/>
           <w:numId w:val="7"/>
         </w:numPr>
-        <w:spacing w:after="0"/>
+        <w:spacing w:before="0" w:after="0"/>
         <w:rPr>
           <w:color w:val="000000" w:themeColor="text1"/>
         </w:rPr>
@@ -5201,6 +5212,7 @@
           <w:iCs/>
           <w:color w:val="000000" w:themeColor="text1"/>
         </w:rPr>
+        <w:lastRenderedPageBreak/>
         <w:t>Keystroke Dynamics: Concepts, Techniques, and Applications.</w:t>
       </w:r>
       <w:r>
@@ -5217,7 +5229,7 @@
           <w:ilvl w:val="0"/>
           <w:numId w:val="7"/>
         </w:numPr>
-        <w:spacing w:after="0"/>
+        <w:spacing w:before="0" w:after="0"/>
         <w:rPr>
           <w:color w:val="000000" w:themeColor="text1"/>
         </w:rPr>
@@ -5250,7 +5262,7 @@
           <w:ilvl w:val="0"/>
           <w:numId w:val="7"/>
         </w:numPr>
-        <w:spacing w:after="0"/>
+        <w:spacing w:before="0" w:after="0"/>
         <w:rPr>
           <w:color w:val="000000" w:themeColor="text1"/>
         </w:rPr>
@@ -5261,7 +5273,7 @@
         </w:rPr>
         <w:t xml:space="preserve">UK GDPR, Article 9 (special-category data) and Article 4(14) (biometric data). </w:t>
       </w:r>
-      <w:hyperlink r:id="rId8">
+      <w:hyperlink r:id="rId12">
         <w:r>
           <w:rPr>
             <w:rStyle w:val="Hyperlink"/>
@@ -5278,7 +5290,7 @@
           <w:ilvl w:val="0"/>
           <w:numId w:val="7"/>
         </w:numPr>
-        <w:spacing w:after="0"/>
+        <w:spacing w:before="0" w:after="0"/>
         <w:rPr>
           <w:color w:val="000000" w:themeColor="text1"/>
         </w:rPr>
@@ -5303,7 +5315,7 @@
         </w:rPr>
         <w:t xml:space="preserve"> </w:t>
       </w:r>
-      <w:hyperlink r:id="rId9">
+      <w:hyperlink r:id="rId13">
         <w:r>
           <w:rPr>
             <w:rStyle w:val="Hyperlink"/>
@@ -5320,7 +5332,7 @@
           <w:ilvl w:val="0"/>
           <w:numId w:val="7"/>
         </w:numPr>
-        <w:spacing w:after="0"/>
+        <w:spacing w:before="0" w:after="0"/>
         <w:rPr>
           <w:color w:val="000000" w:themeColor="text1"/>
         </w:rPr>
@@ -5353,7 +5365,7 @@
           <w:ilvl w:val="0"/>
           <w:numId w:val="7"/>
         </w:numPr>
-        <w:spacing w:after="0"/>
+        <w:spacing w:before="0" w:after="0"/>
         <w:rPr>
           <w:color w:val="000000" w:themeColor="text1"/>
         </w:rPr>
@@ -5386,7 +5398,7 @@
           <w:ilvl w:val="0"/>
           <w:numId w:val="7"/>
         </w:numPr>
-        <w:spacing w:after="0"/>
+        <w:spacing w:before="0" w:after="0"/>
         <w:rPr>
           <w:color w:val="000000" w:themeColor="text1"/>
         </w:rPr>
@@ -5411,43 +5423,17 @@
         </w:rPr>
         <w:t xml:space="preserve"> JMLR 9, 2579–2605.</w:t>
       </w:r>
-    </w:p>
-    <w:p>
-      <w:pPr>
-        <w:pStyle w:val="Compact"/>
-        <w:numPr>
-          <w:ilvl w:val="0"/>
-          <w:numId w:val="7"/>
-        </w:numPr>
-        <w:spacing w:after="0"/>
-        <w:rPr>
-          <w:color w:val="000000" w:themeColor="text1"/>
-        </w:rPr>
-      </w:pPr>
-      <w:r>
-        <w:rPr>
-          <w:color w:val="000000" w:themeColor="text1"/>
-        </w:rPr>
-        <w:t xml:space="preserve">Kingma, D. P. &amp; Ba, J. (2015). </w:t>
-      </w:r>
-      <w:r>
-        <w:rPr>
-          <w:i/>
-          <w:iCs/>
-          <w:color w:val="000000" w:themeColor="text1"/>
-        </w:rPr>
-        <w:t>Adam: A Method for Stochastic Optimization.</w:t>
-      </w:r>
-      <w:r>
-        <w:rPr>
-          <w:color w:val="000000" w:themeColor="text1"/>
-        </w:rPr>
-        <w:t xml:space="preserve"> ICLR 2015. arXiv:1412.6980.</w:t>
+      <w:r>
+        <w:rPr>
+          <w:color w:val="000000" w:themeColor="text1"/>
+        </w:rPr>
+        <w:br/>
       </w:r>
     </w:p>
     <w:p>
       <w:pPr>
         <w:pStyle w:val="Heading2"/>
+        <w:spacing w:before="0"/>
         <w:rPr>
           <w:color w:val="000000" w:themeColor="text1"/>
         </w:rPr>
@@ -5474,46 +5460,6 @@
           <w:color w:val="000000" w:themeColor="text1"/>
         </w:rPr>
         <w:t>Appendix A: Glossary</w:t>
-      </w:r>
-    </w:p>
-    <w:p>
-      <w:pPr>
-        <w:pStyle w:val="Compact"/>
-        <w:numPr>
-          <w:ilvl w:val="0"/>
-          <w:numId w:val="8"/>
-        </w:numPr>
-        <w:rPr>
-          <w:color w:val="000000" w:themeColor="text1"/>
-        </w:rPr>
-      </w:pPr>
-      <w:r>
-        <w:rPr>
-          <w:b/>
-          <w:bCs/>
-          <w:color w:val="000000" w:themeColor="text1"/>
-        </w:rPr>
-        <w:t>Biometric.</w:t>
-      </w:r>
-      <w:r>
-        <w:rPr>
-          <w:color w:val="000000" w:themeColor="text1"/>
-        </w:rPr>
-        <w:t xml:space="preserve"> Recognising a person from a trait; typing rhythm is a </w:t>
-      </w:r>
-      <w:r>
-        <w:rPr>
-          <w:i/>
-          <w:iCs/>
-          <w:color w:val="000000" w:themeColor="text1"/>
-        </w:rPr>
-        <w:t>behavioural</w:t>
-      </w:r>
-      <w:r>
-        <w:rPr>
-          <w:color w:val="000000" w:themeColor="text1"/>
-        </w:rPr>
-        <w:t xml:space="preserve"> one.</w:t>
       </w:r>
     </w:p>
     <w:p>
@@ -6306,7 +6252,6 @@
               <w:rPr>
                 <w:color w:val="000000" w:themeColor="text1"/>
               </w:rPr>
-              <w:lastRenderedPageBreak/>
               <w:t>5</w:t>
             </w:r>
           </w:p>
@@ -6776,6 +6721,7 @@
         <w:rPr>
           <w:color w:val="000000" w:themeColor="text1"/>
         </w:rPr>
+        <w:lastRenderedPageBreak/>
         <w:t>Average of these is 0.1421, matching the headline seed-42 figure. Aggregate over the three runs (seeds 42/43/44): simple distance 0.1422 ± 0.0279; full blend 0.1016 ± 0.0097; benchmark 0.0962. The 0.9%–33.5% spread is the fairness finding.</w:t>
       </w:r>
     </w:p>
@@ -6962,130 +6908,31 @@
           <w:color w:val="000000" w:themeColor="text1"/>
         </w:rPr>
       </w:pPr>
-    </w:p>
-    <w:p>
-      <w:pPr>
-        <w:pStyle w:val="FirstParagraph"/>
+      <w:r>
         <w:rPr>
           <w:b/>
           <w:bCs/>
           <w:color w:val="000000" w:themeColor="text1"/>
         </w:rPr>
-      </w:pPr>
-    </w:p>
-    <w:p>
-      <w:pPr>
-        <w:pStyle w:val="FirstParagraph"/>
-        <w:rPr>
-          <w:b/>
-          <w:bCs/>
-          <w:color w:val="000000" w:themeColor="text1"/>
-        </w:rPr>
-      </w:pPr>
-    </w:p>
-    <w:p>
-      <w:pPr>
-        <w:pStyle w:val="FirstParagraph"/>
-        <w:rPr>
-          <w:b/>
-          <w:bCs/>
-          <w:color w:val="000000" w:themeColor="text1"/>
-        </w:rPr>
-      </w:pPr>
-    </w:p>
-    <w:p>
-      <w:pPr>
-        <w:pStyle w:val="FirstParagraph"/>
-        <w:rPr>
-          <w:b/>
-          <w:bCs/>
-          <w:color w:val="000000" w:themeColor="text1"/>
-        </w:rPr>
-      </w:pPr>
-    </w:p>
-    <w:p>
-      <w:pPr>
-        <w:pStyle w:val="FirstParagraph"/>
-        <w:rPr>
-          <w:b/>
-          <w:bCs/>
-          <w:color w:val="000000" w:themeColor="text1"/>
-        </w:rPr>
-      </w:pPr>
-    </w:p>
-    <w:p>
-      <w:pPr>
-        <w:pStyle w:val="FirstParagraph"/>
-        <w:rPr>
-          <w:b/>
-          <w:bCs/>
-          <w:color w:val="000000" w:themeColor="text1"/>
-        </w:rPr>
-      </w:pPr>
-    </w:p>
-    <w:p>
-      <w:pPr>
-        <w:pStyle w:val="FirstParagraph"/>
-        <w:rPr>
-          <w:b/>
-          <w:bCs/>
-          <w:color w:val="000000" w:themeColor="text1"/>
-        </w:rPr>
-      </w:pPr>
-    </w:p>
-    <w:p>
-      <w:pPr>
-        <w:pStyle w:val="FirstParagraph"/>
-        <w:rPr>
-          <w:b/>
-          <w:bCs/>
-          <w:color w:val="000000" w:themeColor="text1"/>
-        </w:rPr>
-      </w:pPr>
-    </w:p>
-    <w:p>
-      <w:pPr>
-        <w:pStyle w:val="FirstParagraph"/>
-        <w:rPr>
-          <w:b/>
-          <w:bCs/>
-          <w:color w:val="000000" w:themeColor="text1"/>
-        </w:rPr>
-      </w:pPr>
-    </w:p>
-    <w:p>
-      <w:pPr>
-        <w:pStyle w:val="FirstParagraph"/>
-        <w:rPr>
-          <w:b/>
-          <w:bCs/>
-          <w:color w:val="000000" w:themeColor="text1"/>
-        </w:rPr>
-      </w:pPr>
-    </w:p>
-    <w:p>
-      <w:pPr>
-        <w:pStyle w:val="FirstParagraph"/>
-        <w:rPr>
-          <w:b/>
-          <w:bCs/>
-          <w:color w:val="000000" w:themeColor="text1"/>
-        </w:rPr>
+        <w:t>Figure B.1: the error trade-off (DET curve).</w:t>
+      </w:r>
+    </w:p>
+    <w:p>
+      <w:pPr>
+        <w:pStyle w:val="BodyText"/>
       </w:pPr>
       <w:r>
         <w:rPr>
           <w:noProof/>
-          <w:color w:val="000000" w:themeColor="text1"/>
-        </w:rPr>
-        <w:lastRenderedPageBreak/>
+        </w:rPr>
         <w:drawing>
-          <wp:anchor distT="0" distB="0" distL="114300" distR="114300" simplePos="0" relativeHeight="251660288" behindDoc="0" locked="0" layoutInCell="1" allowOverlap="1" wp14:anchorId="155A9085" wp14:editId="0FB91A47">
+          <wp:anchor distT="0" distB="0" distL="114300" distR="114300" simplePos="0" relativeHeight="251654656" behindDoc="0" locked="0" layoutInCell="1" allowOverlap="1" wp14:anchorId="155A9085" wp14:editId="120BB791">
             <wp:simplePos x="0" y="0"/>
             <wp:positionH relativeFrom="column">
-              <wp:posOffset>-10634</wp:posOffset>
+              <wp:posOffset>-10160</wp:posOffset>
             </wp:positionH>
             <wp:positionV relativeFrom="paragraph">
-              <wp:posOffset>212651</wp:posOffset>
+              <wp:posOffset>133737</wp:posOffset>
             </wp:positionV>
             <wp:extent cx="3625215" cy="2997835"/>
             <wp:effectExtent l="0" t="0" r="0" b="0"/>
@@ -7102,7 +6949,7 @@
                     </pic:cNvPicPr>
                   </pic:nvPicPr>
                   <pic:blipFill>
-                    <a:blip r:embed="rId10">
+                    <a:blip r:embed="rId14">
                       <a:extLst>
                         <a:ext uri="{28A0092B-C50C-407E-A947-70E740481C1C}">
                           <a14:useLocalDpi xmlns:a14="http://schemas.microsoft.com/office/drawing/2010/main" val="0"/>
@@ -7116,7 +6963,7 @@
                   <pic:spPr bwMode="auto">
                     <a:xfrm>
                       <a:off x="0" y="0"/>
-                      <a:ext cx="3636550" cy="3007208"/>
+                      <a:ext cx="3625215" cy="2997835"/>
                     </a:xfrm>
                     <a:prstGeom prst="rect">
                       <a:avLst/>
@@ -7140,14 +6987,6 @@
           </wp:anchor>
         </w:drawing>
       </w:r>
-      <w:r>
-        <w:rPr>
-          <w:b/>
-          <w:bCs/>
-          <w:color w:val="000000" w:themeColor="text1"/>
-        </w:rPr>
-        <w:t>Figure B.1: the error trade-off (DET curve).</w:t>
-      </w:r>
     </w:p>
     <w:p>
       <w:pPr>
@@ -7225,8 +7064,9 @@
           <w:noProof/>
           <w:color w:val="000000" w:themeColor="text1"/>
         </w:rPr>
+        <w:lastRenderedPageBreak/>
         <w:drawing>
-          <wp:anchor distT="0" distB="0" distL="114300" distR="114300" simplePos="0" relativeHeight="251667456" behindDoc="0" locked="0" layoutInCell="1" allowOverlap="1" wp14:anchorId="5D70D4C3" wp14:editId="5400375E">
+          <wp:anchor distT="0" distB="0" distL="114300" distR="114300" simplePos="0" relativeHeight="251661824" behindDoc="0" locked="0" layoutInCell="1" allowOverlap="1" wp14:anchorId="5D70D4C3" wp14:editId="5400375E">
             <wp:simplePos x="0" y="0"/>
             <wp:positionH relativeFrom="column">
               <wp:posOffset>-10633</wp:posOffset>
@@ -7249,7 +7089,7 @@
                     </pic:cNvPicPr>
                   </pic:nvPicPr>
                   <pic:blipFill>
-                    <a:blip r:embed="rId11" cstate="print">
+                    <a:blip r:embed="rId15" cstate="print">
                       <a:extLst>
                         <a:ext uri="{28A0092B-C50C-407E-A947-70E740481C1C}">
                           <a14:useLocalDpi xmlns:a14="http://schemas.microsoft.com/office/drawing/2010/main" val="0"/>
@@ -7441,7 +7281,7 @@
           <w:bCs/>
           <w:color w:val="000000" w:themeColor="text1"/>
         </w:rPr>
-        <w:t xml:space="preserve">Figure B.3: per-subject error rates (simple distance, seed 42).</w:t>
+        <w:t>Figure B.3: per-subject error rates (simple distance, seed 42).</w:t>
       </w:r>
     </w:p>
     <w:p>
@@ -7449,22 +7289,26 @@
         <w:jc w:val="center"/>
       </w:pPr>
       <w:r>
+        <w:rPr>
+          <w:noProof/>
+        </w:rPr>
         <w:drawing>
-          <wp:inline xmlns:a="http://schemas.openxmlformats.org/drawingml/2006/main" xmlns:pic="http://schemas.openxmlformats.org/drawingml/2006/picture">
+          <wp:inline distT="0" distB="0" distL="0" distR="0" wp14:anchorId="591CF2D7" wp14:editId="469D01A4">
             <wp:extent cx="5212080" cy="2855376"/>
+            <wp:effectExtent l="0" t="0" r="0" b="0"/>
             <wp:docPr id="38" name="Picture 38"/>
             <wp:cNvGraphicFramePr>
-              <a:graphicFrameLocks noChangeAspect="1"/>
+              <a:graphicFrameLocks xmlns:a="http://schemas.openxmlformats.org/drawingml/2006/main" noChangeAspect="1"/>
             </wp:cNvGraphicFramePr>
-            <a:graphic>
+            <a:graphic xmlns:a="http://schemas.openxmlformats.org/drawingml/2006/main">
               <a:graphicData uri="http://schemas.openxmlformats.org/drawingml/2006/picture">
-                <pic:pic>
+                <pic:pic xmlns:pic="http://schemas.openxmlformats.org/drawingml/2006/picture">
                   <pic:nvPicPr>
                     <pic:cNvPr id="0" name="per_subject_eer.png"/>
                     <pic:cNvPicPr/>
                   </pic:nvPicPr>
                   <pic:blipFill>
-                    <a:blip r:embed="rId18"/>
+                    <a:blip r:embed="rId16"/>
                     <a:stretch>
                       <a:fillRect/>
                     </a:stretch>
@@ -7474,7 +7318,9 @@
                       <a:off x="0" y="0"/>
                       <a:ext cx="5212080" cy="2855376"/>
                     </a:xfrm>
-                    <a:prstGeom prst="rect"/>
+                    <a:prstGeom prst="rect">
+                      <a:avLst/>
+                    </a:prstGeom>
                   </pic:spPr>
                 </pic:pic>
               </a:graphicData>
@@ -7496,7 +7342,7 @@
           <w:iCs/>
           <w:color w:val="000000" w:themeColor="text1"/>
         </w:rPr>
-        <w:t xml:space="preserve">One bar per held-out person. The spread between the easiest and the hardest, 0.9% to 33.5%, is the fairness finding.</w:t>
+        <w:t>One bar per held-out person. The spread between the easiest and the hardest, 0.9% to 33.5%, is the fairness finding.</w:t>
       </w:r>
     </w:p>
     <w:p>
@@ -8354,39 +8200,22 @@
     <w:p>
       <w:pPr>
         <w:pStyle w:val="Heading3"/>
-        <w:rPr>
-          <w:color w:val="000000" w:themeColor="text1"/>
-        </w:rPr>
-      </w:pPr>
-      <w:bookmarkStart w:id="17" w:name="appendix-c-technical-specification"/>
-      <w:bookmarkEnd w:id="16"/>
-      <w:r>
-        <w:rPr>
-          <w:color w:val="000000" w:themeColor="text1"/>
-        </w:rPr>
-        <w:lastRenderedPageBreak/>
-        <w:t xml:space="preserve">Appendix D: Selected code</w:t>
+        <w:spacing w:after="0"/>
+        <w:rPr>
+          <w:color w:val="000000" w:themeColor="text1"/>
+        </w:rPr>
+      </w:pPr>
+      <w:r>
+        <w:rPr>
+          <w:color w:val="000000" w:themeColor="text1"/>
+        </w:rPr>
+        <w:t>Appendix D: Selected code</w:t>
       </w:r>
     </w:p>
     <w:p>
       <w:pPr>
         <w:pStyle w:val="BodyText"/>
-        <w:rPr>
-          <w:color w:val="000000" w:themeColor="text1"/>
-        </w:rPr>
-      </w:pPr>
-      <w:r>
-        <w:rPr>
-          <w:i/>
-          <w:iCs/>
-          <w:color w:val="000000" w:themeColor="text1"/>
-        </w:rPr>
-        <w:t xml:space="preserve">Two excerpts, verbatim from the repository, for readers who will not open it. The second implements the pseudocode in the method section.</w:t>
-      </w:r>
-    </w:p>
-    <w:p>
-      <w:pPr>
-        <w:pStyle w:val="BodyText"/>
+        <w:spacing w:after="0"/>
         <w:rPr>
           <w:color w:val="000000" w:themeColor="text1"/>
         </w:rPr>
@@ -8397,7 +8226,7 @@
           <w:bCs/>
           <w:color w:val="000000" w:themeColor="text1"/>
         </w:rPr>
-        <w:t xml:space="preserve">Batch-hard mining.</w:t>
+        <w:t>Batch-hard mining.</w:t>
       </w:r>
       <w:r>
         <w:rPr>
@@ -8405,123 +8234,133 @@
         </w:rPr>
         <w:t xml:space="preserve"> From research/ksbio/triplet.py. For every sample in a batch, find the worst-placed pair and train on exactly that.</w:t>
       </w:r>
-    </w:p>
-    <w:p>
+      <w:r>
+        <w:rPr>
+          <w:color w:val="000000" w:themeColor="text1"/>
+        </w:rPr>
+        <w:br/>
+      </w:r>
+    </w:p>
+    <w:p>
+      <w:pPr>
+        <w:spacing w:after="0"/>
+      </w:pPr>
       <w:r>
         <w:rPr>
           <w:rFonts w:ascii="Consolas" w:hAnsi="Consolas" w:cs="Consolas"/>
           <w:sz w:val="17"/>
         </w:rPr>
         <w:t>def batch_hard_triplet_loss(emb, labels, margin=0.2):</w:t>
-        <w:br/>
       </w:r>
       <w:r>
         <w:rPr>
           <w:rFonts w:ascii="Consolas" w:hAnsi="Consolas" w:cs="Consolas"/>
           <w:sz w:val="17"/>
         </w:rPr>
+        <w:br/>
         <w:t xml:space="preserve">    d = _pairwise_sq_dists(emb)                       # [b,b]</w:t>
-        <w:br/>
       </w:r>
       <w:r>
         <w:rPr>
           <w:rFonts w:ascii="Consolas" w:hAnsi="Consolas" w:cs="Consolas"/>
           <w:sz w:val="17"/>
         </w:rPr>
+        <w:br/>
         <w:t xml:space="preserve">    same = labels.unsqueeze(0) == labels.unsqueeze(1) # [b,b] bool</w:t>
-        <w:br/>
       </w:r>
       <w:r>
         <w:rPr>
           <w:rFonts w:ascii="Consolas" w:hAnsi="Consolas" w:cs="Consolas"/>
           <w:sz w:val="17"/>
         </w:rPr>
+        <w:br/>
         <w:t xml:space="preserve">    eye = torch.eye(len(labels), dtype=torch.bool, device=emb.device)</w:t>
-        <w:br/>
       </w:r>
       <w:r>
         <w:rPr>
           <w:rFonts w:ascii="Consolas" w:hAnsi="Consolas" w:cs="Consolas"/>
           <w:sz w:val="17"/>
         </w:rPr>
+        <w:br/>
         <w:t xml:space="preserve">    pos_mask = same &amp; ~eye</w:t>
-        <w:br/>
       </w:r>
       <w:r>
         <w:rPr>
           <w:rFonts w:ascii="Consolas" w:hAnsi="Consolas" w:cs="Consolas"/>
           <w:sz w:val="17"/>
         </w:rPr>
+        <w:br/>
         <w:t xml:space="preserve">    neg_mask = ~same</w:t>
-        <w:br/>
       </w:r>
       <w:r>
         <w:rPr>
           <w:rFonts w:ascii="Consolas" w:hAnsi="Consolas" w:cs="Consolas"/>
           <w:sz w:val="17"/>
         </w:rPr>
+        <w:br/>
         <w:t xml:space="preserve">    # hardest positive: max distance among same-class (0 if none)</w:t>
-        <w:br/>
       </w:r>
       <w:r>
         <w:rPr>
           <w:rFonts w:ascii="Consolas" w:hAnsi="Consolas" w:cs="Consolas"/>
           <w:sz w:val="17"/>
         </w:rPr>
+        <w:br/>
         <w:t xml:space="preserve">    pos_d = (d * pos_mask).max(dim=1).values</w:t>
-        <w:br/>
       </w:r>
       <w:r>
         <w:rPr>
           <w:rFonts w:ascii="Consolas" w:hAnsi="Consolas" w:cs="Consolas"/>
           <w:sz w:val="17"/>
         </w:rPr>
+        <w:br/>
         <w:t xml:space="preserve">    # hardest negative: min distance among other-class (inf if none)</w:t>
-        <w:br/>
       </w:r>
       <w:r>
         <w:rPr>
           <w:rFonts w:ascii="Consolas" w:hAnsi="Consolas" w:cs="Consolas"/>
           <w:sz w:val="17"/>
         </w:rPr>
+        <w:br/>
         <w:t xml:space="preserve">    neg_d = d.masked_fill(~neg_mask, float("inf")).min(dim=1).values</w:t>
-        <w:br/>
       </w:r>
       <w:r>
         <w:rPr>
           <w:rFonts w:ascii="Consolas" w:hAnsi="Consolas" w:cs="Consolas"/>
           <w:sz w:val="17"/>
         </w:rPr>
+        <w:br/>
         <w:t xml:space="preserve">    valid = pos_mask.any(dim=1) &amp; neg_mask.any(dim=1)</w:t>
-        <w:br/>
       </w:r>
       <w:r>
         <w:rPr>
           <w:rFonts w:ascii="Consolas" w:hAnsi="Consolas" w:cs="Consolas"/>
           <w:sz w:val="17"/>
         </w:rPr>
+        <w:br/>
         <w:t xml:space="preserve">    losses = F.relu(pos_d - neg_d + margin)</w:t>
-        <w:br/>
       </w:r>
       <w:r>
         <w:rPr>
           <w:rFonts w:ascii="Consolas" w:hAnsi="Consolas" w:cs="Consolas"/>
           <w:sz w:val="17"/>
         </w:rPr>
+        <w:br/>
         <w:t xml:space="preserve">    losses = losses[valid]</w:t>
-        <w:br/>
       </w:r>
       <w:r>
         <w:rPr>
           <w:rFonts w:ascii="Consolas" w:hAnsi="Consolas" w:cs="Consolas"/>
           <w:sz w:val="17"/>
         </w:rPr>
+        <w:br/>
         <w:t xml:space="preserve">    return losses.mean() if losses.numel() else emb.sum() * 0.0</w:t>
       </w:r>
     </w:p>
     <w:p>
       <w:pPr>
         <w:pStyle w:val="BodyText"/>
+        <w:spacing w:after="0"/>
         <w:rPr>
           <w:color w:val="000000" w:themeColor="text1"/>
         </w:rPr>
@@ -8532,55 +8371,81 @@
           <w:bCs/>
           <w:color w:val="000000" w:themeColor="text1"/>
         </w:rPr>
-        <w:t xml:space="preserve">The ensemble decision.</w:t>
-      </w:r>
-      <w:r>
-        <w:rPr>
-          <w:color w:val="000000" w:themeColor="text1"/>
-        </w:rPr>
-        <w:t xml:space="preserve"> From ml-service/app/verify.py, the code the live service runs on every check.</w:t>
-      </w:r>
-    </w:p>
-    <w:p>
+        <w:t>The ensemble decision.</w:t>
+      </w:r>
+      <w:r>
+        <w:rPr>
+          <w:color w:val="000000" w:themeColor="text1"/>
+        </w:rPr>
+        <w:t xml:space="preserve"> From ml-service/app/verify.py</w:t>
+      </w:r>
+      <w:r>
+        <w:rPr>
+          <w:color w:val="000000" w:themeColor="text1"/>
+        </w:rPr>
+        <w:t xml:space="preserve"> - </w:t>
+      </w:r>
+      <w:r>
+        <w:rPr>
+          <w:color w:val="000000" w:themeColor="text1"/>
+        </w:rPr>
+        <w:t>the code</w:t>
+      </w:r>
+      <w:r>
+        <w:rPr>
+          <w:color w:val="000000" w:themeColor="text1"/>
+        </w:rPr>
+        <w:t xml:space="preserve"> r</w:t>
+      </w:r>
+      <w:r>
+        <w:rPr>
+          <w:color w:val="000000" w:themeColor="text1"/>
+        </w:rPr>
+        <w:t>un on every check.</w:t>
+      </w:r>
+    </w:p>
+    <w:p>
+      <w:pPr>
+        <w:spacing w:after="0"/>
+      </w:pPr>
       <w:r>
         <w:rPr>
           <w:rFonts w:ascii="Consolas" w:hAnsi="Consolas" w:cs="Consolas"/>
           <w:sz w:val="17"/>
         </w:rPr>
         <w:t>def verify(embedding, profile):</w:t>
-        <w:br/>
       </w:r>
       <w:r>
         <w:rPr>
           <w:rFonts w:ascii="Consolas" w:hAnsi="Consolas" w:cs="Consolas"/>
           <w:sz w:val="17"/>
         </w:rPr>
+        <w:br/>
         <w:t xml:space="preserve">    centroid = profile["centroid"]</w:t>
-        <w:br/>
       </w:r>
       <w:r>
         <w:rPr>
           <w:rFonts w:ascii="Consolas" w:hAnsi="Consolas" w:cs="Consolas"/>
           <w:sz w:val="17"/>
         </w:rPr>
+        <w:br/>
         <w:t xml:space="preserve">    refs = profile["refs"]</w:t>
-        <w:br/>
       </w:r>
       <w:r>
         <w:rPr>
           <w:rFonts w:ascii="Consolas" w:hAnsi="Consolas" w:cs="Consolas"/>
           <w:sz w:val="17"/>
         </w:rPr>
+        <w:br/>
         <w:t xml:space="preserve">    threshold = profile["threshold"]</w:t>
-        <w:br/>
       </w:r>
       <w:r>
         <w:rPr>
           <w:rFonts w:ascii="Consolas" w:hAnsi="Consolas" w:cs="Consolas"/>
           <w:sz w:val="17"/>
         </w:rPr>
+        <w:br/>
         <w:t xml:space="preserve">    cov_inv = profile.get("covInverse")</w:t>
-        <w:br/>
       </w:r>
       <w:r>
         <w:rPr>
@@ -8594,24 +8459,24 @@
           <w:rFonts w:ascii="Consolas" w:hAnsi="Consolas" w:cs="Consolas"/>
           <w:sz w:val="17"/>
         </w:rPr>
+        <w:br/>
         <w:t xml:space="preserve">    manhattan = _l1_to_centroid(embedding, centroid)</w:t>
-        <w:br/>
       </w:r>
       <w:r>
         <w:rPr>
           <w:rFonts w:ascii="Consolas" w:hAnsi="Consolas" w:cs="Consolas"/>
           <w:sz w:val="17"/>
         </w:rPr>
+        <w:br/>
         <w:t xml:space="preserve">    knn = _knn(embedding, refs)</w:t>
-        <w:br/>
       </w:r>
       <w:r>
         <w:rPr>
           <w:rFonts w:ascii="Consolas" w:hAnsi="Consolas" w:cs="Consolas"/>
           <w:sz w:val="17"/>
         </w:rPr>
+        <w:br/>
         <w:t xml:space="preserve">    maha = _mahalanobis(embedding, centroid, cov_inv) if cov_inv else manhattan</w:t>
-        <w:br/>
       </w:r>
       <w:r>
         <w:rPr>
@@ -8625,16 +8490,16 @@
           <w:rFonts w:ascii="Consolas" w:hAnsi="Consolas" w:cs="Consolas"/>
           <w:sz w:val="17"/>
         </w:rPr>
+        <w:br/>
         <w:t xml:space="preserve">    components = {"manhattan": manhattan, "knn": knn, "maha": maha}</w:t>
-        <w:br/>
       </w:r>
       <w:r>
         <w:rPr>
           <w:rFonts w:ascii="Consolas" w:hAnsi="Consolas" w:cs="Consolas"/>
           <w:sz w:val="17"/>
         </w:rPr>
+        <w:br/>
         <w:t xml:space="preserve">    score = sum(components.values()) / len(components)</w:t>
-        <w:br/>
       </w:r>
       <w:r>
         <w:rPr>
@@ -8648,30 +8513,31 @@
           <w:rFonts w:ascii="Consolas" w:hAnsi="Consolas" w:cs="Consolas"/>
           <w:sz w:val="17"/>
         </w:rPr>
+        <w:br/>
         <w:t xml:space="preserve">    confidence = _confidence(score, threshold)</w:t>
-        <w:br/>
       </w:r>
       <w:r>
         <w:rPr>
           <w:rFonts w:ascii="Consolas" w:hAnsi="Consolas" w:cs="Consolas"/>
           <w:sz w:val="17"/>
         </w:rPr>
+        <w:br/>
         <w:t xml:space="preserve">    risk = "LOW" if confidence &gt;= 85 else "MEDIUM" if confidence &gt;= 50 else "HIGH"</w:t>
-        <w:br/>
       </w:r>
       <w:r>
         <w:rPr>
           <w:rFonts w:ascii="Consolas" w:hAnsi="Consolas" w:cs="Consolas"/>
           <w:sz w:val="17"/>
         </w:rPr>
+        <w:br/>
         <w:t xml:space="preserve">    return {"score": score, "confidence": confidence, "riskLevel": risk,</w:t>
-        <w:br/>
       </w:r>
       <w:r>
         <w:rPr>
           <w:rFonts w:ascii="Consolas" w:hAnsi="Consolas" w:cs="Consolas"/>
           <w:sz w:val="17"/>
         </w:rPr>
+        <w:br/>
         <w:t xml:space="preserve">            "perComponent": components}</w:t>
       </w:r>
     </w:p>
@@ -9533,7 +9399,6 @@
     <w:next w:val="BodyText"/>
     <w:link w:val="Heading3Char"/>
     <w:uiPriority w:val="9"/>
-    <w:semiHidden/>
     <w:unhideWhenUsed/>
     <w:qFormat/>
     <w:rsid w:val="00A10FD9"/>
@@ -9891,7 +9756,6 @@
     <w:basedOn w:val="DefaultParagraphFont"/>
     <w:link w:val="Heading3"/>
     <w:uiPriority w:val="9"/>
-    <w:semiHidden/>
     <w:rsid w:val="00A10FD9"/>
     <w:rPr>
       <w:rFonts w:eastAsiaTheme="majorEastAsia" w:cstheme="majorBidi"/>

--- a/crest/CREST_Gold_Report.docx
+++ b/crest/CREST_Gold_Report.docx
@@ -243,6 +243,54 @@
                 <w:color w:val="000000" w:themeColor="text1"/>
               </w:rPr>
               <w:t>November 2025 – July 2026</w:t>
+            </w:r>
+          </w:p>
+          <w:p>
+            <w:pPr>
+              <w:pStyle w:val="Compact"/>
+              <w:rPr>
+                <w:color w:val="000000" w:themeColor="text1"/>
+              </w:rPr>
+            </w:pPr>
+          </w:p>
+        </w:tc>
+      </w:tr>
+      <w:tr>
+        <w:tc>
+          <w:tcPr>
+            <w:tcW w:w="0" w:type="auto"/>
+          </w:tcPr>
+          <w:p>
+            <w:pPr>
+              <w:pStyle w:val="Compact"/>
+              <w:rPr>
+                <w:color w:val="000000" w:themeColor="text1"/>
+              </w:rPr>
+            </w:pPr>
+            <w:r>
+              <w:rPr>
+                <w:color w:val="000000" w:themeColor="text1"/>
+              </w:rPr>
+              <w:t xml:space="preserve">Live demonstration</w:t>
+            </w:r>
+          </w:p>
+        </w:tc>
+        <w:tc>
+          <w:tcPr>
+            <w:tcW w:w="0" w:type="auto"/>
+          </w:tcPr>
+          <w:p>
+            <w:pPr>
+              <w:pStyle w:val="Compact"/>
+              <w:rPr>
+                <w:color w:val="000000" w:themeColor="text1"/>
+              </w:rPr>
+            </w:pPr>
+            <w:r>
+              <w:rPr>
+                <w:color w:val="000000" w:themeColor="text1"/>
+              </w:rPr>
+              <w:t xml:space="preserve">typing-sanctuary.onrender.com</w:t>
             </w:r>
           </w:p>
           <w:p>
@@ -8539,6 +8587,402 @@
         </w:rPr>
         <w:br/>
         <w:t xml:space="preserve">            "perComponent": components}</w:t>
+      </w:r>
+    </w:p>
+    <w:p>
+      <w:pPr>
+        <w:pStyle w:val="Heading3"/>
+        <w:spacing w:after="0"/>
+        <w:rPr>
+          <w:color w:val="000000" w:themeColor="text1"/>
+        </w:rPr>
+      </w:pPr>
+      <w:r>
+        <w:rPr>
+          <w:color w:val="000000" w:themeColor="text1"/>
+        </w:rPr>
+        <w:t xml:space="preserve">Appendix E: The live application</w:t>
+      </w:r>
+    </w:p>
+    <w:p>
+      <w:pPr>
+        <w:pStyle w:val="BodyText"/>
+        <w:rPr>
+          <w:color w:val="000000" w:themeColor="text1"/>
+        </w:rPr>
+      </w:pPr>
+      <w:r>
+        <w:rPr>
+          <w:i/>
+          <w:iCs/>
+          <w:color w:val="000000" w:themeColor="text1"/>
+        </w:rPr>
+        <w:t xml:space="preserve">The system described in this report runs publicly at typing-sanctuary.onrender.com. Five views follow, captured from the deployed site.</w:t>
+      </w:r>
+    </w:p>
+    <w:p>
+      <w:pPr>
+        <w:pStyle w:val="FirstParagraph"/>
+        <w:rPr>
+          <w:b/>
+          <w:bCs/>
+          <w:color w:val="000000" w:themeColor="text1"/>
+        </w:rPr>
+      </w:pPr>
+      <w:r>
+        <w:rPr>
+          <w:b/>
+          <w:bCs/>
+          <w:color w:val="000000" w:themeColor="text1"/>
+        </w:rPr>
+        <w:t xml:space="preserve">Figure E.1: the landing page and its live rhythm instrument.</w:t>
+      </w:r>
+    </w:p>
+    <w:p>
+      <w:pPr>
+        <w:jc w:val="center"/>
+      </w:pPr>
+      <w:r>
+        <w:drawing>
+          <wp:inline xmlns:a="http://schemas.openxmlformats.org/drawingml/2006/main" xmlns:pic="http://schemas.openxmlformats.org/drawingml/2006/picture">
+            <wp:extent cx="5669280" cy="4251960"/>
+            <wp:docPr id="39" name="Picture 39"/>
+            <wp:cNvGraphicFramePr>
+              <a:graphicFrameLocks noChangeAspect="1"/>
+            </wp:cNvGraphicFramePr>
+            <a:graphic>
+              <a:graphicData uri="http://schemas.openxmlformats.org/drawingml/2006/picture">
+                <pic:pic>
+                  <pic:nvPicPr>
+                    <pic:cNvPr id="0" name="appE_home_hero.png"/>
+                    <pic:cNvPicPr/>
+                  </pic:nvPicPr>
+                  <pic:blipFill>
+                    <a:blip r:embed="rId19"/>
+                    <a:stretch>
+                      <a:fillRect/>
+                    </a:stretch>
+                  </pic:blipFill>
+                  <pic:spPr>
+                    <a:xfrm>
+                      <a:off x="0" y="0"/>
+                      <a:ext cx="5669280" cy="4251960"/>
+                    </a:xfrm>
+                    <a:prstGeom prst="rect"/>
+                  </pic:spPr>
+                </pic:pic>
+              </a:graphicData>
+            </a:graphic>
+          </wp:inline>
+        </w:drawing>
+      </w:r>
+    </w:p>
+    <w:p>
+      <w:pPr>
+        <w:pStyle w:val="BodyText"/>
+        <w:rPr>
+          <w:color w:val="000000" w:themeColor="text1"/>
+        </w:rPr>
+      </w:pPr>
+      <w:r>
+        <w:rPr>
+          <w:i/>
+          <w:iCs/>
+          <w:color w:val="000000" w:themeColor="text1"/>
+        </w:rPr>
+        <w:t xml:space="preserve">Visitors type a short phrase and watch their own rhythm draw itself, one bar per keystroke, measured entirely in the browser.</w:t>
+      </w:r>
+    </w:p>
+    <w:p>
+      <w:pPr>
+        <w:pStyle w:val="FirstParagraph"/>
+        <w:rPr>
+          <w:b/>
+          <w:bCs/>
+          <w:color w:val="000000" w:themeColor="text1"/>
+        </w:rPr>
+      </w:pPr>
+      <w:r>
+        <w:rPr>
+          <w:b/>
+          <w:bCs/>
+          <w:color w:val="000000" w:themeColor="text1"/>
+        </w:rPr>
+        <w:t xml:space="preserve">Figure E.2: the results, stated on the site itself.</w:t>
+      </w:r>
+    </w:p>
+    <w:p>
+      <w:pPr>
+        <w:jc w:val="center"/>
+      </w:pPr>
+      <w:r>
+        <w:drawing>
+          <wp:inline xmlns:a="http://schemas.openxmlformats.org/drawingml/2006/main" xmlns:pic="http://schemas.openxmlformats.org/drawingml/2006/picture">
+            <wp:extent cx="5669280" cy="3425190"/>
+            <wp:docPr id="40" name="Picture 40"/>
+            <wp:cNvGraphicFramePr>
+              <a:graphicFrameLocks noChangeAspect="1"/>
+            </wp:cNvGraphicFramePr>
+            <a:graphic>
+              <a:graphicData uri="http://schemas.openxmlformats.org/drawingml/2006/picture">
+                <pic:pic>
+                  <pic:nvPicPr>
+                    <pic:cNvPr id="0" name="appE_home_ledger.png"/>
+                    <pic:cNvPicPr/>
+                  </pic:nvPicPr>
+                  <pic:blipFill>
+                    <a:blip r:embed="rId20"/>
+                    <a:stretch>
+                      <a:fillRect/>
+                    </a:stretch>
+                  </pic:blipFill>
+                  <pic:spPr>
+                    <a:xfrm>
+                      <a:off x="0" y="0"/>
+                      <a:ext cx="5669280" cy="3425190"/>
+                    </a:xfrm>
+                    <a:prstGeom prst="rect"/>
+                  </pic:spPr>
+                </pic:pic>
+              </a:graphicData>
+            </a:graphic>
+          </wp:inline>
+        </w:drawing>
+      </w:r>
+    </w:p>
+    <w:p>
+      <w:pPr>
+        <w:pStyle w:val="BodyText"/>
+        <w:rPr>
+          <w:color w:val="000000" w:themeColor="text1"/>
+        </w:rPr>
+      </w:pPr>
+      <w:r>
+        <w:rPr>
+          <w:i/>
+          <w:iCs/>
+          <w:color w:val="000000" w:themeColor="text1"/>
+        </w:rPr>
+        <w:t xml:space="preserve">The same numbers this report gives, including the unfavourable 14-split averages.</w:t>
+      </w:r>
+    </w:p>
+    <w:p>
+      <w:pPr>
+        <w:pStyle w:val="FirstParagraph"/>
+        <w:rPr>
+          <w:b/>
+          <w:bCs/>
+          <w:color w:val="000000" w:themeColor="text1"/>
+        </w:rPr>
+      </w:pPr>
+      <w:r>
+        <w:rPr>
+          <w:b/>
+          <w:bCs/>
+          <w:color w:val="000000" w:themeColor="text1"/>
+        </w:rPr>
+        <w:t xml:space="preserve">Figure E.3: the research page.</w:t>
+      </w:r>
+    </w:p>
+    <w:p>
+      <w:pPr>
+        <w:jc w:val="center"/>
+      </w:pPr>
+      <w:r>
+        <w:drawing>
+          <wp:inline xmlns:a="http://schemas.openxmlformats.org/drawingml/2006/main" xmlns:pic="http://schemas.openxmlformats.org/drawingml/2006/picture">
+            <wp:extent cx="5669280" cy="5905500"/>
+            <wp:docPr id="41" name="Picture 41"/>
+            <wp:cNvGraphicFramePr>
+              <a:graphicFrameLocks noChangeAspect="1"/>
+            </wp:cNvGraphicFramePr>
+            <a:graphic>
+              <a:graphicData uri="http://schemas.openxmlformats.org/drawingml/2006/picture">
+                <pic:pic>
+                  <pic:nvPicPr>
+                    <pic:cNvPr id="0" name="appE_research.png"/>
+                    <pic:cNvPicPr/>
+                  </pic:nvPicPr>
+                  <pic:blipFill>
+                    <a:blip r:embed="rId21"/>
+                    <a:stretch>
+                      <a:fillRect/>
+                    </a:stretch>
+                  </pic:blipFill>
+                  <pic:spPr>
+                    <a:xfrm>
+                      <a:off x="0" y="0"/>
+                      <a:ext cx="5669280" cy="5905500"/>
+                    </a:xfrm>
+                    <a:prstGeom prst="rect"/>
+                  </pic:spPr>
+                </pic:pic>
+              </a:graphicData>
+            </a:graphic>
+          </wp:inline>
+        </w:drawing>
+      </w:r>
+    </w:p>
+    <w:p>
+      <w:pPr>
+        <w:pStyle w:val="BodyText"/>
+        <w:rPr>
+          <w:color w:val="000000" w:themeColor="text1"/>
+        </w:rPr>
+      </w:pPr>
+      <w:r>
+        <w:rPr>
+          <w:i/>
+          <w:iCs/>
+          <w:color w:val="000000" w:themeColor="text1"/>
+        </w:rPr>
+        <w:t xml:space="preserve">The result ledger with the confidence interval and the 37-fold fairness spread, and the one-command reproduction instructions.</w:t>
+      </w:r>
+    </w:p>
+    <w:p>
+      <w:pPr>
+        <w:pStyle w:val="FirstParagraph"/>
+        <w:rPr>
+          <w:b/>
+          <w:bCs/>
+          <w:color w:val="000000" w:themeColor="text1"/>
+        </w:rPr>
+      </w:pPr>
+      <w:r>
+        <w:rPr>
+          <w:b/>
+          <w:bCs/>
+          <w:color w:val="000000" w:themeColor="text1"/>
+        </w:rPr>
+        <w:t xml:space="preserve">Figure E.4: the public training instrument.</w:t>
+      </w:r>
+    </w:p>
+    <w:p>
+      <w:pPr>
+        <w:jc w:val="center"/>
+      </w:pPr>
+      <w:r>
+        <w:drawing>
+          <wp:inline xmlns:a="http://schemas.openxmlformats.org/drawingml/2006/main" xmlns:pic="http://schemas.openxmlformats.org/drawingml/2006/picture">
+            <wp:extent cx="5669280" cy="4921250"/>
+            <wp:docPr id="42" name="Picture 42"/>
+            <wp:cNvGraphicFramePr>
+              <a:graphicFrameLocks noChangeAspect="1"/>
+            </wp:cNvGraphicFramePr>
+            <a:graphic>
+              <a:graphicData uri="http://schemas.openxmlformats.org/drawingml/2006/picture">
+                <pic:pic>
+                  <pic:nvPicPr>
+                    <pic:cNvPr id="0" name="appE_train.png"/>
+                    <pic:cNvPicPr/>
+                  </pic:nvPicPr>
+                  <pic:blipFill>
+                    <a:blip r:embed="rId22"/>
+                    <a:stretch>
+                      <a:fillRect/>
+                    </a:stretch>
+                  </pic:blipFill>
+                  <pic:spPr>
+                    <a:xfrm>
+                      <a:off x="0" y="0"/>
+                      <a:ext cx="5669280" cy="4921250"/>
+                    </a:xfrm>
+                    <a:prstGeom prst="rect"/>
+                  </pic:spPr>
+                </pic:pic>
+              </a:graphicData>
+            </a:graphic>
+          </wp:inline>
+        </w:drawing>
+      </w:r>
+    </w:p>
+    <w:p>
+      <w:pPr>
+        <w:pStyle w:val="BodyText"/>
+        <w:rPr>
+          <w:color w:val="000000" w:themeColor="text1"/>
+        </w:rPr>
+      </w:pPr>
+      <w:r>
+        <w:rPr>
+          <w:i/>
+          <w:iCs/>
+          <w:color w:val="000000" w:themeColor="text1"/>
+        </w:rPr>
+        <w:t xml:space="preserve">Visitors build a typing profile and test similarity in the browser. This demonstrator runs the statistical family of verifier; the deep model's results are the ones reported in this document.</w:t>
+      </w:r>
+    </w:p>
+    <w:p>
+      <w:pPr>
+        <w:pStyle w:val="FirstParagraph"/>
+        <w:rPr>
+          <w:b/>
+          <w:bCs/>
+          <w:color w:val="000000" w:themeColor="text1"/>
+        </w:rPr>
+      </w:pPr>
+      <w:r>
+        <w:rPr>
+          <w:b/>
+          <w:bCs/>
+          <w:color w:val="000000" w:themeColor="text1"/>
+        </w:rPr>
+        <w:t xml:space="preserve">Figure E.5: account entry.</w:t>
+      </w:r>
+    </w:p>
+    <w:p>
+      <w:pPr>
+        <w:jc w:val="center"/>
+      </w:pPr>
+      <w:r>
+        <w:drawing>
+          <wp:inline xmlns:a="http://schemas.openxmlformats.org/drawingml/2006/main" xmlns:pic="http://schemas.openxmlformats.org/drawingml/2006/picture">
+            <wp:extent cx="5669280" cy="4133850"/>
+            <wp:docPr id="43" name="Picture 43"/>
+            <wp:cNvGraphicFramePr>
+              <a:graphicFrameLocks noChangeAspect="1"/>
+            </wp:cNvGraphicFramePr>
+            <a:graphic>
+              <a:graphicData uri="http://schemas.openxmlformats.org/drawingml/2006/picture">
+                <pic:pic>
+                  <pic:nvPicPr>
+                    <pic:cNvPr id="0" name="appE_login.png"/>
+                    <pic:cNvPicPr/>
+                  </pic:nvPicPr>
+                  <pic:blipFill>
+                    <a:blip r:embed="rId23"/>
+                    <a:stretch>
+                      <a:fillRect/>
+                    </a:stretch>
+                  </pic:blipFill>
+                  <pic:spPr>
+                    <a:xfrm>
+                      <a:off x="0" y="0"/>
+                      <a:ext cx="5669280" cy="4133850"/>
+                    </a:xfrm>
+                    <a:prstGeom prst="rect"/>
+                  </pic:spPr>
+                </pic:pic>
+              </a:graphicData>
+            </a:graphic>
+          </wp:inline>
+        </w:drawing>
+      </w:r>
+    </w:p>
+    <w:p>
+      <w:pPr>
+        <w:pStyle w:val="BodyText"/>
+        <w:rPr>
+          <w:color w:val="000000" w:themeColor="text1"/>
+        </w:rPr>
+      </w:pPr>
+      <w:r>
+        <w:rPr>
+          <w:i/>
+          <w:iCs/>
+          <w:color w:val="000000" w:themeColor="text1"/>
+        </w:rPr>
+        <w:t xml:space="preserve">Sign-in for the platform that collects the consented typing data.</w:t>
       </w:r>
     </w:p>
     <w:sectPr>
